--- a/angularConcept.docx
+++ b/angularConcept.docx
@@ -3151,8 +3151,6 @@
         <w:br/>
         <w:t>})</w:t>
       </w:r>
-      <w:bookmarkStart w:id="0" w:name="_GoBack"/>
-      <w:bookmarkEnd w:id="0"/>
     </w:p>
     <w:p>
       <w:pPr>
@@ -3954,6 +3952,3171 @@
         </w:rPr>
         <w:t>providers inside component creates a new local instance only for that component.</w:t>
       </w:r>
+    </w:p>
+    <w:p>
+      <w:pPr>
+        <w:pStyle w:val="Heading2"/>
+        <w:rPr>
+          <w:rFonts w:asciiTheme="minorHAnsi" w:hAnsiTheme="minorHAnsi" w:cstheme="minorHAnsi"/>
+          <w:sz w:val="28"/>
+          <w:szCs w:val="28"/>
+        </w:rPr>
+      </w:pPr>
+      <w:r>
+        <w:rPr>
+          <w:rFonts w:asciiTheme="minorHAnsi" w:hAnsiTheme="minorHAnsi" w:cstheme="minorHAnsi"/>
+          <w:sz w:val="28"/>
+          <w:szCs w:val="28"/>
+        </w:rPr>
+        <w:t>Complete Dependency Hierarchy</w:t>
+      </w:r>
+    </w:p>
+    <w:p>
+      <w:pPr>
+        <w:pStyle w:val="HTMLPreformatted"/>
+        <w:rPr>
+          <w:rFonts w:asciiTheme="minorHAnsi" w:hAnsiTheme="minorHAnsi" w:cstheme="minorHAnsi"/>
+          <w:sz w:val="22"/>
+          <w:szCs w:val="22"/>
+        </w:rPr>
+      </w:pPr>
+      <w:r>
+        <w:rPr>
+          <w:rStyle w:val="HTMLCode"/>
+          <w:rFonts w:asciiTheme="minorHAnsi" w:hAnsiTheme="minorHAnsi" w:cstheme="minorHAnsi"/>
+          <w:sz w:val="22"/>
+          <w:szCs w:val="22"/>
+        </w:rPr>
+        <w:t>NullInjector</w:t>
+      </w:r>
+      <w:r>
+        <w:rPr>
+          <w:rFonts w:asciiTheme="minorHAnsi" w:hAnsiTheme="minorHAnsi" w:cstheme="minorHAnsi"/>
+          <w:sz w:val="22"/>
+          <w:szCs w:val="22"/>
+        </w:rPr>
+        <w:br/>
+      </w:r>
+      <w:r>
+        <w:rPr>
+          <w:rStyle w:val="HTMLCode"/>
+          <w:rFonts w:asciiTheme="minorHAnsi" w:hAnsiTheme="minorHAnsi" w:cstheme="minorHAnsi"/>
+          <w:sz w:val="22"/>
+          <w:szCs w:val="22"/>
+        </w:rPr>
+        <w:t xml:space="preserve">     ↑</w:t>
+      </w:r>
+      <w:r>
+        <w:rPr>
+          <w:rFonts w:asciiTheme="minorHAnsi" w:hAnsiTheme="minorHAnsi" w:cstheme="minorHAnsi"/>
+          <w:sz w:val="22"/>
+          <w:szCs w:val="22"/>
+        </w:rPr>
+        <w:br/>
+      </w:r>
+      <w:r>
+        <w:rPr>
+          <w:rStyle w:val="HTMLCode"/>
+          <w:rFonts w:asciiTheme="minorHAnsi" w:hAnsiTheme="minorHAnsi" w:cstheme="minorHAnsi"/>
+          <w:sz w:val="22"/>
+          <w:szCs w:val="22"/>
+        </w:rPr>
+        <w:t>Platform Injector</w:t>
+      </w:r>
+      <w:r>
+        <w:rPr>
+          <w:rFonts w:asciiTheme="minorHAnsi" w:hAnsiTheme="minorHAnsi" w:cstheme="minorHAnsi"/>
+          <w:sz w:val="22"/>
+          <w:szCs w:val="22"/>
+        </w:rPr>
+        <w:br/>
+      </w:r>
+      <w:r>
+        <w:rPr>
+          <w:rStyle w:val="HTMLCode"/>
+          <w:rFonts w:asciiTheme="minorHAnsi" w:hAnsiTheme="minorHAnsi" w:cstheme="minorHAnsi"/>
+          <w:sz w:val="22"/>
+          <w:szCs w:val="22"/>
+        </w:rPr>
+        <w:t xml:space="preserve">     ↑</w:t>
+      </w:r>
+      <w:r>
+        <w:rPr>
+          <w:rFonts w:asciiTheme="minorHAnsi" w:hAnsiTheme="minorHAnsi" w:cstheme="minorHAnsi"/>
+          <w:sz w:val="22"/>
+          <w:szCs w:val="22"/>
+        </w:rPr>
+        <w:br/>
+      </w:r>
+      <w:r>
+        <w:rPr>
+          <w:rStyle w:val="HTMLCode"/>
+          <w:rFonts w:asciiTheme="minorHAnsi" w:hAnsiTheme="minorHAnsi" w:cstheme="minorHAnsi"/>
+          <w:sz w:val="22"/>
+          <w:szCs w:val="22"/>
+        </w:rPr>
+        <w:t>Root Injector (Application Injector)</w:t>
+      </w:r>
+      <w:r>
+        <w:rPr>
+          <w:rFonts w:asciiTheme="minorHAnsi" w:hAnsiTheme="minorHAnsi" w:cstheme="minorHAnsi"/>
+          <w:sz w:val="22"/>
+          <w:szCs w:val="22"/>
+        </w:rPr>
+        <w:br/>
+      </w:r>
+      <w:r>
+        <w:rPr>
+          <w:rStyle w:val="HTMLCode"/>
+          <w:rFonts w:asciiTheme="minorHAnsi" w:hAnsiTheme="minorHAnsi" w:cstheme="minorHAnsi"/>
+          <w:sz w:val="22"/>
+          <w:szCs w:val="22"/>
+        </w:rPr>
+        <w:t xml:space="preserve">     ↑</w:t>
+      </w:r>
+      <w:r>
+        <w:rPr>
+          <w:rFonts w:asciiTheme="minorHAnsi" w:hAnsiTheme="minorHAnsi" w:cstheme="minorHAnsi"/>
+          <w:sz w:val="22"/>
+          <w:szCs w:val="22"/>
+        </w:rPr>
+        <w:br/>
+      </w:r>
+      <w:r>
+        <w:rPr>
+          <w:rStyle w:val="HTMLCode"/>
+          <w:rFonts w:asciiTheme="minorHAnsi" w:hAnsiTheme="minorHAnsi" w:cstheme="minorHAnsi"/>
+          <w:sz w:val="22"/>
+          <w:szCs w:val="22"/>
+        </w:rPr>
+        <w:t>Module Injector (NgModule providers)</w:t>
+      </w:r>
+      <w:r>
+        <w:rPr>
+          <w:rFonts w:asciiTheme="minorHAnsi" w:hAnsiTheme="minorHAnsi" w:cstheme="minorHAnsi"/>
+          <w:sz w:val="22"/>
+          <w:szCs w:val="22"/>
+        </w:rPr>
+        <w:br/>
+      </w:r>
+      <w:r>
+        <w:rPr>
+          <w:rStyle w:val="HTMLCode"/>
+          <w:rFonts w:asciiTheme="minorHAnsi" w:hAnsiTheme="minorHAnsi" w:cstheme="minorHAnsi"/>
+          <w:sz w:val="22"/>
+          <w:szCs w:val="22"/>
+        </w:rPr>
+        <w:t xml:space="preserve">     ↑</w:t>
+      </w:r>
+      <w:r>
+        <w:rPr>
+          <w:rFonts w:asciiTheme="minorHAnsi" w:hAnsiTheme="minorHAnsi" w:cstheme="minorHAnsi"/>
+          <w:sz w:val="22"/>
+          <w:szCs w:val="22"/>
+        </w:rPr>
+        <w:br/>
+      </w:r>
+      <w:r>
+        <w:rPr>
+          <w:rStyle w:val="HTMLCode"/>
+          <w:rFonts w:asciiTheme="minorHAnsi" w:hAnsiTheme="minorHAnsi" w:cstheme="minorHAnsi"/>
+          <w:sz w:val="22"/>
+          <w:szCs w:val="22"/>
+        </w:rPr>
+        <w:t>Element Injector (Component/Directive providers)</w:t>
+      </w:r>
+    </w:p>
+    <w:p>
+      <w:pPr>
+        <w:rPr>
+          <w:rFonts w:cstheme="minorHAnsi"/>
+        </w:rPr>
+      </w:pPr>
+      <w:r>
+        <w:rPr>
+          <w:rFonts w:cstheme="minorHAnsi"/>
+        </w:rPr>
+        <w:pict>
+          <v:rect id="_x0000_i1051" style="width:0;height:1.5pt" o:hralign="center" o:hrstd="t" o:hr="t" fillcolor="#a0a0a0" stroked="f"/>
+        </w:pict>
+      </w:r>
+    </w:p>
+    <w:p>
+      <w:pPr>
+        <w:pStyle w:val="Heading2"/>
+        <w:rPr>
+          <w:rFonts w:asciiTheme="minorHAnsi" w:hAnsiTheme="minorHAnsi" w:cstheme="minorHAnsi"/>
+          <w:sz w:val="22"/>
+          <w:szCs w:val="22"/>
+        </w:rPr>
+      </w:pPr>
+      <w:r>
+        <w:rPr>
+          <w:rFonts w:asciiTheme="minorHAnsi" w:hAnsiTheme="minorHAnsi" w:cstheme="minorHAnsi"/>
+          <w:sz w:val="22"/>
+          <w:szCs w:val="22"/>
+        </w:rPr>
+        <w:t>1. NullInjector (Top Most)</w:t>
+      </w:r>
+    </w:p>
+    <w:p>
+      <w:pPr>
+        <w:pStyle w:val="HTMLPreformatted"/>
+        <w:rPr>
+          <w:rFonts w:asciiTheme="minorHAnsi" w:hAnsiTheme="minorHAnsi" w:cstheme="minorHAnsi"/>
+          <w:sz w:val="22"/>
+          <w:szCs w:val="22"/>
+        </w:rPr>
+      </w:pPr>
+      <w:r>
+        <w:rPr>
+          <w:rStyle w:val="HTMLCode"/>
+          <w:rFonts w:asciiTheme="minorHAnsi" w:hAnsiTheme="minorHAnsi" w:cstheme="minorHAnsi"/>
+          <w:sz w:val="22"/>
+          <w:szCs w:val="22"/>
+        </w:rPr>
+        <w:t>NullInjector</w:t>
+      </w:r>
+    </w:p>
+    <w:p>
+      <w:pPr>
+        <w:numPr>
+          <w:ilvl w:val="0"/>
+          <w:numId w:val="11"/>
+        </w:numPr>
+        <w:spacing w:before="100" w:beforeAutospacing="1" w:after="100" w:afterAutospacing="1" w:line="240" w:lineRule="auto"/>
+        <w:rPr>
+          <w:rFonts w:cstheme="minorHAnsi"/>
+        </w:rPr>
+      </w:pPr>
+      <w:r>
+        <w:rPr>
+          <w:rFonts w:cstheme="minorHAnsi"/>
+        </w:rPr>
+        <w:t xml:space="preserve">Last place Angular looks for a dependency. </w:t>
+      </w:r>
+    </w:p>
+    <w:p>
+      <w:pPr>
+        <w:numPr>
+          <w:ilvl w:val="0"/>
+          <w:numId w:val="11"/>
+        </w:numPr>
+        <w:spacing w:before="100" w:beforeAutospacing="1" w:after="100" w:afterAutospacing="1" w:line="240" w:lineRule="auto"/>
+        <w:rPr>
+          <w:rFonts w:cstheme="minorHAnsi"/>
+        </w:rPr>
+      </w:pPr>
+      <w:r>
+        <w:rPr>
+          <w:rFonts w:cstheme="minorHAnsi"/>
+        </w:rPr>
+        <w:t xml:space="preserve">Contains no providers. </w:t>
+      </w:r>
+    </w:p>
+    <w:p>
+      <w:pPr>
+        <w:numPr>
+          <w:ilvl w:val="0"/>
+          <w:numId w:val="11"/>
+        </w:numPr>
+        <w:spacing w:before="100" w:beforeAutospacing="1" w:after="100" w:afterAutospacing="1" w:line="240" w:lineRule="auto"/>
+        <w:rPr>
+          <w:rFonts w:cstheme="minorHAnsi"/>
+        </w:rPr>
+      </w:pPr>
+      <w:r>
+        <w:rPr>
+          <w:rFonts w:cstheme="minorHAnsi"/>
+        </w:rPr>
+        <w:t xml:space="preserve">Throws: </w:t>
+      </w:r>
+    </w:p>
+    <w:p>
+      <w:pPr>
+        <w:pStyle w:val="HTMLPreformatted"/>
+        <w:rPr>
+          <w:rFonts w:asciiTheme="minorHAnsi" w:hAnsiTheme="minorHAnsi" w:cstheme="minorHAnsi"/>
+          <w:sz w:val="22"/>
+          <w:szCs w:val="22"/>
+        </w:rPr>
+      </w:pPr>
+      <w:r>
+        <w:rPr>
+          <w:rStyle w:val="HTMLCode"/>
+          <w:rFonts w:asciiTheme="minorHAnsi" w:hAnsiTheme="minorHAnsi" w:cstheme="minorHAnsi"/>
+          <w:sz w:val="22"/>
+          <w:szCs w:val="22"/>
+        </w:rPr>
+        <w:t>NullInjectorError: No provider for UserService!</w:t>
+      </w:r>
+    </w:p>
+    <w:p>
+      <w:pPr>
+        <w:pStyle w:val="NormalWeb"/>
+        <w:rPr>
+          <w:rFonts w:asciiTheme="minorHAnsi" w:hAnsiTheme="minorHAnsi" w:cstheme="minorHAnsi"/>
+          <w:sz w:val="22"/>
+          <w:szCs w:val="22"/>
+        </w:rPr>
+      </w:pPr>
+      <w:r>
+        <w:rPr>
+          <w:rFonts w:asciiTheme="minorHAnsi" w:hAnsiTheme="minorHAnsi" w:cstheme="minorHAnsi"/>
+          <w:sz w:val="22"/>
+          <w:szCs w:val="22"/>
+        </w:rPr>
+        <w:t>Example:</w:t>
+      </w:r>
+    </w:p>
+    <w:p>
+      <w:pPr>
+        <w:pStyle w:val="HTMLPreformatted"/>
+        <w:rPr>
+          <w:rFonts w:asciiTheme="minorHAnsi" w:hAnsiTheme="minorHAnsi" w:cstheme="minorHAnsi"/>
+          <w:sz w:val="22"/>
+          <w:szCs w:val="22"/>
+        </w:rPr>
+      </w:pPr>
+      <w:r>
+        <w:rPr>
+          <w:rStyle w:val="m"/>
+          <w:rFonts w:asciiTheme="minorHAnsi" w:hAnsiTheme="minorHAnsi" w:cstheme="minorHAnsi"/>
+          <w:sz w:val="22"/>
+          <w:szCs w:val="22"/>
+        </w:rPr>
+        <w:t>constructor</w:t>
+      </w:r>
+      <w:r>
+        <w:rPr>
+          <w:rStyle w:val="HTMLCode"/>
+          <w:rFonts w:asciiTheme="minorHAnsi" w:hAnsiTheme="minorHAnsi" w:cstheme="minorHAnsi"/>
+          <w:sz w:val="22"/>
+          <w:szCs w:val="22"/>
+        </w:rPr>
+        <w:t>(</w:t>
+      </w:r>
+      <w:r>
+        <w:rPr>
+          <w:rStyle w:val="m"/>
+          <w:rFonts w:asciiTheme="minorHAnsi" w:hAnsiTheme="minorHAnsi" w:cstheme="minorHAnsi"/>
+          <w:sz w:val="22"/>
+          <w:szCs w:val="22"/>
+        </w:rPr>
+        <w:t xml:space="preserve">private </w:t>
+      </w:r>
+      <w:r>
+        <w:rPr>
+          <w:rStyle w:val="o"/>
+          <w:rFonts w:asciiTheme="minorHAnsi" w:hAnsiTheme="minorHAnsi" w:cstheme="minorHAnsi"/>
+          <w:sz w:val="22"/>
+          <w:szCs w:val="22"/>
+        </w:rPr>
+        <w:t>userService</w:t>
+      </w:r>
+      <w:r>
+        <w:rPr>
+          <w:rStyle w:val="HTMLCode"/>
+          <w:rFonts w:asciiTheme="minorHAnsi" w:hAnsiTheme="minorHAnsi" w:cstheme="minorHAnsi"/>
+          <w:sz w:val="22"/>
+          <w:szCs w:val="22"/>
+        </w:rPr>
+        <w:t xml:space="preserve">: </w:t>
+      </w:r>
+      <w:r>
+        <w:rPr>
+          <w:rStyle w:val="m"/>
+          <w:rFonts w:asciiTheme="minorHAnsi" w:hAnsiTheme="minorHAnsi" w:cstheme="minorHAnsi"/>
+          <w:sz w:val="22"/>
+          <w:szCs w:val="22"/>
+        </w:rPr>
+        <w:t>UserService</w:t>
+      </w:r>
+      <w:r>
+        <w:rPr>
+          <w:rStyle w:val="HTMLCode"/>
+          <w:rFonts w:asciiTheme="minorHAnsi" w:hAnsiTheme="minorHAnsi" w:cstheme="minorHAnsi"/>
+          <w:sz w:val="22"/>
+          <w:szCs w:val="22"/>
+        </w:rPr>
+        <w:t>)</w:t>
+      </w:r>
+      <w:r>
+        <w:rPr>
+          <w:rStyle w:val="m"/>
+          <w:rFonts w:asciiTheme="minorHAnsi" w:hAnsiTheme="minorHAnsi" w:cstheme="minorHAnsi"/>
+          <w:sz w:val="22"/>
+          <w:szCs w:val="22"/>
+        </w:rPr>
+        <w:t xml:space="preserve"> </w:t>
+      </w:r>
+      <w:r>
+        <w:rPr>
+          <w:rStyle w:val="HTMLCode"/>
+          <w:rFonts w:asciiTheme="minorHAnsi" w:hAnsiTheme="minorHAnsi" w:cstheme="minorHAnsi"/>
+          <w:sz w:val="22"/>
+          <w:szCs w:val="22"/>
+        </w:rPr>
+        <w:t>{}</w:t>
+      </w:r>
+    </w:p>
+    <w:p>
+      <w:pPr>
+        <w:pStyle w:val="NormalWeb"/>
+        <w:rPr>
+          <w:rFonts w:asciiTheme="minorHAnsi" w:hAnsiTheme="minorHAnsi" w:cstheme="minorHAnsi"/>
+          <w:sz w:val="22"/>
+          <w:szCs w:val="22"/>
+        </w:rPr>
+      </w:pPr>
+      <w:r>
+        <w:rPr>
+          <w:rFonts w:asciiTheme="minorHAnsi" w:hAnsiTheme="minorHAnsi" w:cstheme="minorHAnsi"/>
+          <w:sz w:val="22"/>
+          <w:szCs w:val="22"/>
+        </w:rPr>
+        <w:t xml:space="preserve">If Angular cannot find </w:t>
+      </w:r>
+      <w:r>
+        <w:rPr>
+          <w:rStyle w:val="HTMLCode"/>
+          <w:rFonts w:asciiTheme="minorHAnsi" w:hAnsiTheme="minorHAnsi" w:cstheme="minorHAnsi"/>
+          <w:sz w:val="22"/>
+          <w:szCs w:val="22"/>
+        </w:rPr>
+        <w:t>UserService</w:t>
+      </w:r>
+      <w:r>
+        <w:rPr>
+          <w:rFonts w:asciiTheme="minorHAnsi" w:hAnsiTheme="minorHAnsi" w:cstheme="minorHAnsi"/>
+          <w:sz w:val="22"/>
+          <w:szCs w:val="22"/>
+        </w:rPr>
+        <w:t xml:space="preserve"> anywhere:</w:t>
+      </w:r>
+    </w:p>
+    <w:p>
+      <w:pPr>
+        <w:pStyle w:val="HTMLPreformatted"/>
+        <w:rPr>
+          <w:rFonts w:asciiTheme="minorHAnsi" w:hAnsiTheme="minorHAnsi" w:cstheme="minorHAnsi"/>
+          <w:sz w:val="22"/>
+          <w:szCs w:val="22"/>
+        </w:rPr>
+      </w:pPr>
+      <w:r>
+        <w:rPr>
+          <w:rStyle w:val="HTMLCode"/>
+          <w:rFonts w:asciiTheme="minorHAnsi" w:hAnsiTheme="minorHAnsi" w:cstheme="minorHAnsi"/>
+          <w:sz w:val="22"/>
+          <w:szCs w:val="22"/>
+        </w:rPr>
+        <w:t xml:space="preserve">Element Injector </w:t>
+      </w:r>
+      <w:r>
+        <w:rPr>
+          <w:rStyle w:val="HTMLCode"/>
+          <w:rFonts w:ascii="Segoe UI Symbol" w:hAnsi="Segoe UI Symbol" w:cs="Segoe UI Symbol"/>
+          <w:sz w:val="22"/>
+          <w:szCs w:val="22"/>
+        </w:rPr>
+        <w:t>❌</w:t>
+      </w:r>
+      <w:r>
+        <w:rPr>
+          <w:rFonts w:asciiTheme="minorHAnsi" w:hAnsiTheme="minorHAnsi" w:cstheme="minorHAnsi"/>
+          <w:sz w:val="22"/>
+          <w:szCs w:val="22"/>
+        </w:rPr>
+        <w:br/>
+      </w:r>
+      <w:r>
+        <w:rPr>
+          <w:rStyle w:val="HTMLCode"/>
+          <w:rFonts w:asciiTheme="minorHAnsi" w:hAnsiTheme="minorHAnsi" w:cstheme="minorHAnsi"/>
+          <w:sz w:val="22"/>
+          <w:szCs w:val="22"/>
+        </w:rPr>
+        <w:t xml:space="preserve">Module Injector </w:t>
+      </w:r>
+      <w:r>
+        <w:rPr>
+          <w:rStyle w:val="HTMLCode"/>
+          <w:rFonts w:ascii="Segoe UI Symbol" w:hAnsi="Segoe UI Symbol" w:cs="Segoe UI Symbol"/>
+          <w:sz w:val="22"/>
+          <w:szCs w:val="22"/>
+        </w:rPr>
+        <w:t>❌</w:t>
+      </w:r>
+      <w:r>
+        <w:rPr>
+          <w:rFonts w:asciiTheme="minorHAnsi" w:hAnsiTheme="minorHAnsi" w:cstheme="minorHAnsi"/>
+          <w:sz w:val="22"/>
+          <w:szCs w:val="22"/>
+        </w:rPr>
+        <w:br/>
+      </w:r>
+      <w:r>
+        <w:rPr>
+          <w:rStyle w:val="HTMLCode"/>
+          <w:rFonts w:asciiTheme="minorHAnsi" w:hAnsiTheme="minorHAnsi" w:cstheme="minorHAnsi"/>
+          <w:sz w:val="22"/>
+          <w:szCs w:val="22"/>
+        </w:rPr>
+        <w:t xml:space="preserve">Root Injector </w:t>
+      </w:r>
+      <w:r>
+        <w:rPr>
+          <w:rStyle w:val="HTMLCode"/>
+          <w:rFonts w:ascii="Segoe UI Symbol" w:hAnsi="Segoe UI Symbol" w:cs="Segoe UI Symbol"/>
+          <w:sz w:val="22"/>
+          <w:szCs w:val="22"/>
+        </w:rPr>
+        <w:t>❌</w:t>
+      </w:r>
+      <w:r>
+        <w:rPr>
+          <w:rFonts w:asciiTheme="minorHAnsi" w:hAnsiTheme="minorHAnsi" w:cstheme="minorHAnsi"/>
+          <w:sz w:val="22"/>
+          <w:szCs w:val="22"/>
+        </w:rPr>
+        <w:br/>
+      </w:r>
+      <w:r>
+        <w:rPr>
+          <w:rStyle w:val="HTMLCode"/>
+          <w:rFonts w:asciiTheme="minorHAnsi" w:hAnsiTheme="minorHAnsi" w:cstheme="minorHAnsi"/>
+          <w:sz w:val="22"/>
+          <w:szCs w:val="22"/>
+        </w:rPr>
+        <w:t xml:space="preserve">Platform Injector </w:t>
+      </w:r>
+      <w:r>
+        <w:rPr>
+          <w:rStyle w:val="HTMLCode"/>
+          <w:rFonts w:ascii="Segoe UI Symbol" w:hAnsi="Segoe UI Symbol" w:cs="Segoe UI Symbol"/>
+          <w:sz w:val="22"/>
+          <w:szCs w:val="22"/>
+        </w:rPr>
+        <w:t>❌</w:t>
+      </w:r>
+      <w:r>
+        <w:rPr>
+          <w:rFonts w:asciiTheme="minorHAnsi" w:hAnsiTheme="minorHAnsi" w:cstheme="minorHAnsi"/>
+          <w:sz w:val="22"/>
+          <w:szCs w:val="22"/>
+        </w:rPr>
+        <w:br/>
+      </w:r>
+      <w:r>
+        <w:rPr>
+          <w:rStyle w:val="HTMLCode"/>
+          <w:rFonts w:asciiTheme="minorHAnsi" w:hAnsiTheme="minorHAnsi" w:cstheme="minorHAnsi"/>
+          <w:sz w:val="22"/>
+          <w:szCs w:val="22"/>
+        </w:rPr>
+        <w:t xml:space="preserve">NullInjector </w:t>
+      </w:r>
+      <w:r>
+        <w:rPr>
+          <w:rStyle w:val="HTMLCode"/>
+          <w:rFonts w:ascii="Segoe UI Symbol" w:hAnsi="Segoe UI Symbol" w:cs="Segoe UI Symbol"/>
+          <w:sz w:val="22"/>
+          <w:szCs w:val="22"/>
+        </w:rPr>
+        <w:t>❌</w:t>
+      </w:r>
+      <w:r>
+        <w:rPr>
+          <w:rStyle w:val="HTMLCode"/>
+          <w:rFonts w:asciiTheme="minorHAnsi" w:hAnsiTheme="minorHAnsi" w:cstheme="minorHAnsi"/>
+          <w:sz w:val="22"/>
+          <w:szCs w:val="22"/>
+        </w:rPr>
+        <w:t xml:space="preserve"> </w:t>
+      </w:r>
+      <w:r>
+        <w:rPr>
+          <w:rStyle w:val="HTMLCode"/>
+          <w:rFonts w:ascii="Calibri" w:hAnsi="Calibri" w:cs="Calibri"/>
+          <w:sz w:val="22"/>
+          <w:szCs w:val="22"/>
+        </w:rPr>
+        <w:t>→</w:t>
+      </w:r>
+      <w:r>
+        <w:rPr>
+          <w:rStyle w:val="HTMLCode"/>
+          <w:rFonts w:asciiTheme="minorHAnsi" w:hAnsiTheme="minorHAnsi" w:cstheme="minorHAnsi"/>
+          <w:sz w:val="22"/>
+          <w:szCs w:val="22"/>
+        </w:rPr>
+        <w:t xml:space="preserve"> Error</w:t>
+      </w:r>
+    </w:p>
+    <w:p>
+      <w:pPr>
+        <w:pStyle w:val="NormalWeb"/>
+        <w:rPr>
+          <w:rFonts w:asciiTheme="minorHAnsi" w:hAnsiTheme="minorHAnsi" w:cstheme="minorHAnsi"/>
+          <w:sz w:val="22"/>
+          <w:szCs w:val="22"/>
+        </w:rPr>
+      </w:pPr>
+      <w:r>
+        <w:rPr>
+          <w:rFonts w:asciiTheme="minorHAnsi" w:hAnsiTheme="minorHAnsi" w:cstheme="minorHAnsi"/>
+          <w:sz w:val="22"/>
+          <w:szCs w:val="22"/>
+        </w:rPr>
+        <w:t>With:</w:t>
+      </w:r>
+    </w:p>
+    <w:p>
+      <w:pPr>
+        <w:pStyle w:val="HTMLPreformatted"/>
+        <w:rPr>
+          <w:rFonts w:asciiTheme="minorHAnsi" w:hAnsiTheme="minorHAnsi" w:cstheme="minorHAnsi"/>
+          <w:sz w:val="22"/>
+          <w:szCs w:val="22"/>
+        </w:rPr>
+      </w:pPr>
+      <w:r>
+        <w:rPr>
+          <w:rStyle w:val="m"/>
+          <w:rFonts w:asciiTheme="minorHAnsi" w:hAnsiTheme="minorHAnsi" w:cstheme="minorHAnsi"/>
+          <w:sz w:val="22"/>
+          <w:szCs w:val="22"/>
+        </w:rPr>
+        <w:t>constructor</w:t>
+      </w:r>
+      <w:r>
+        <w:rPr>
+          <w:rStyle w:val="HTMLCode"/>
+          <w:rFonts w:asciiTheme="minorHAnsi" w:hAnsiTheme="minorHAnsi" w:cstheme="minorHAnsi"/>
+          <w:sz w:val="22"/>
+          <w:szCs w:val="22"/>
+        </w:rPr>
+        <w:t>(</w:t>
+      </w:r>
+      <w:r>
+        <w:rPr>
+          <w:rStyle w:val="f"/>
+          <w:rFonts w:asciiTheme="minorHAnsi" w:hAnsiTheme="minorHAnsi" w:cstheme="minorHAnsi"/>
+          <w:sz w:val="22"/>
+          <w:szCs w:val="22"/>
+        </w:rPr>
+        <w:t>@</w:t>
+      </w:r>
+      <w:r>
+        <w:rPr>
+          <w:rStyle w:val="m"/>
+          <w:rFonts w:asciiTheme="minorHAnsi" w:hAnsiTheme="minorHAnsi" w:cstheme="minorHAnsi"/>
+          <w:sz w:val="22"/>
+          <w:szCs w:val="22"/>
+        </w:rPr>
+        <w:t>Optional</w:t>
+      </w:r>
+      <w:r>
+        <w:rPr>
+          <w:rStyle w:val="HTMLCode"/>
+          <w:rFonts w:asciiTheme="minorHAnsi" w:hAnsiTheme="minorHAnsi" w:cstheme="minorHAnsi"/>
+          <w:sz w:val="22"/>
+          <w:szCs w:val="22"/>
+        </w:rPr>
+        <w:t xml:space="preserve">() private </w:t>
+      </w:r>
+      <w:r>
+        <w:rPr>
+          <w:rStyle w:val="o"/>
+          <w:rFonts w:asciiTheme="minorHAnsi" w:hAnsiTheme="minorHAnsi" w:cstheme="minorHAnsi"/>
+          <w:sz w:val="22"/>
+          <w:szCs w:val="22"/>
+        </w:rPr>
+        <w:t>userService</w:t>
+      </w:r>
+      <w:r>
+        <w:rPr>
+          <w:rStyle w:val="HTMLCode"/>
+          <w:rFonts w:asciiTheme="minorHAnsi" w:hAnsiTheme="minorHAnsi" w:cstheme="minorHAnsi"/>
+          <w:sz w:val="22"/>
+          <w:szCs w:val="22"/>
+        </w:rPr>
+        <w:t xml:space="preserve">: </w:t>
+      </w:r>
+      <w:r>
+        <w:rPr>
+          <w:rStyle w:val="m"/>
+          <w:rFonts w:asciiTheme="minorHAnsi" w:hAnsiTheme="minorHAnsi" w:cstheme="minorHAnsi"/>
+          <w:sz w:val="22"/>
+          <w:szCs w:val="22"/>
+        </w:rPr>
+        <w:t>UserService</w:t>
+      </w:r>
+      <w:r>
+        <w:rPr>
+          <w:rStyle w:val="HTMLCode"/>
+          <w:rFonts w:asciiTheme="minorHAnsi" w:hAnsiTheme="minorHAnsi" w:cstheme="minorHAnsi"/>
+          <w:sz w:val="22"/>
+          <w:szCs w:val="22"/>
+        </w:rPr>
+        <w:t>)</w:t>
+      </w:r>
+      <w:r>
+        <w:rPr>
+          <w:rStyle w:val="m"/>
+          <w:rFonts w:asciiTheme="minorHAnsi" w:hAnsiTheme="minorHAnsi" w:cstheme="minorHAnsi"/>
+          <w:sz w:val="22"/>
+          <w:szCs w:val="22"/>
+        </w:rPr>
+        <w:t xml:space="preserve"> </w:t>
+      </w:r>
+      <w:r>
+        <w:rPr>
+          <w:rStyle w:val="HTMLCode"/>
+          <w:rFonts w:asciiTheme="minorHAnsi" w:hAnsiTheme="minorHAnsi" w:cstheme="minorHAnsi"/>
+          <w:sz w:val="22"/>
+          <w:szCs w:val="22"/>
+        </w:rPr>
+        <w:t>{}</w:t>
+      </w:r>
+    </w:p>
+    <w:p>
+      <w:pPr>
+        <w:pStyle w:val="NormalWeb"/>
+        <w:rPr>
+          <w:rFonts w:asciiTheme="minorHAnsi" w:hAnsiTheme="minorHAnsi" w:cstheme="minorHAnsi"/>
+          <w:sz w:val="22"/>
+          <w:szCs w:val="22"/>
+        </w:rPr>
+      </w:pPr>
+      <w:r>
+        <w:rPr>
+          <w:rFonts w:asciiTheme="minorHAnsi" w:hAnsiTheme="minorHAnsi" w:cstheme="minorHAnsi"/>
+          <w:sz w:val="22"/>
+          <w:szCs w:val="22"/>
+        </w:rPr>
+        <w:t>Angular returns:</w:t>
+      </w:r>
+    </w:p>
+    <w:p>
+      <w:pPr>
+        <w:pStyle w:val="HTMLPreformatted"/>
+        <w:rPr>
+          <w:rFonts w:asciiTheme="minorHAnsi" w:hAnsiTheme="minorHAnsi" w:cstheme="minorHAnsi"/>
+          <w:sz w:val="22"/>
+          <w:szCs w:val="22"/>
+        </w:rPr>
+      </w:pPr>
+      <w:r>
+        <w:rPr>
+          <w:rStyle w:val="j"/>
+          <w:rFonts w:asciiTheme="minorHAnsi" w:hAnsiTheme="minorHAnsi" w:cstheme="minorHAnsi"/>
+          <w:sz w:val="22"/>
+          <w:szCs w:val="22"/>
+        </w:rPr>
+        <w:t>null</w:t>
+      </w:r>
+    </w:p>
+    <w:p>
+      <w:pPr>
+        <w:pStyle w:val="NormalWeb"/>
+        <w:rPr>
+          <w:rFonts w:asciiTheme="minorHAnsi" w:hAnsiTheme="minorHAnsi" w:cstheme="minorHAnsi"/>
+          <w:sz w:val="22"/>
+          <w:szCs w:val="22"/>
+        </w:rPr>
+      </w:pPr>
+      <w:r>
+        <w:rPr>
+          <w:rFonts w:asciiTheme="minorHAnsi" w:hAnsiTheme="minorHAnsi" w:cstheme="minorHAnsi"/>
+          <w:sz w:val="22"/>
+          <w:szCs w:val="22"/>
+        </w:rPr>
+        <w:t>instead of throwing an error.</w:t>
+      </w:r>
+    </w:p>
+    <w:p>
+      <w:pPr>
+        <w:rPr>
+          <w:rFonts w:cstheme="minorHAnsi"/>
+        </w:rPr>
+      </w:pPr>
+      <w:r>
+        <w:rPr>
+          <w:rFonts w:cstheme="minorHAnsi"/>
+        </w:rPr>
+        <w:pict>
+          <v:rect id="_x0000_i1052" style="width:0;height:1.5pt" o:hralign="center" o:hrstd="t" o:hr="t" fillcolor="#a0a0a0" stroked="f"/>
+        </w:pict>
+      </w:r>
+    </w:p>
+    <w:p>
+      <w:pPr>
+        <w:pStyle w:val="Heading2"/>
+        <w:rPr>
+          <w:rFonts w:asciiTheme="minorHAnsi" w:hAnsiTheme="minorHAnsi" w:cstheme="minorHAnsi"/>
+          <w:sz w:val="22"/>
+          <w:szCs w:val="22"/>
+        </w:rPr>
+      </w:pPr>
+      <w:r>
+        <w:rPr>
+          <w:rFonts w:asciiTheme="minorHAnsi" w:hAnsiTheme="minorHAnsi" w:cstheme="minorHAnsi"/>
+          <w:sz w:val="22"/>
+          <w:szCs w:val="22"/>
+        </w:rPr>
+        <w:lastRenderedPageBreak/>
+        <w:t>2. Platform Injector</w:t>
+      </w:r>
+    </w:p>
+    <w:p>
+      <w:pPr>
+        <w:pStyle w:val="NormalWeb"/>
+        <w:rPr>
+          <w:rFonts w:asciiTheme="minorHAnsi" w:hAnsiTheme="minorHAnsi" w:cstheme="minorHAnsi"/>
+          <w:sz w:val="22"/>
+          <w:szCs w:val="22"/>
+        </w:rPr>
+      </w:pPr>
+      <w:r>
+        <w:rPr>
+          <w:rFonts w:asciiTheme="minorHAnsi" w:hAnsiTheme="minorHAnsi" w:cstheme="minorHAnsi"/>
+          <w:sz w:val="22"/>
+          <w:szCs w:val="22"/>
+        </w:rPr>
+        <w:t>Created during bootstrap:</w:t>
+      </w:r>
+    </w:p>
+    <w:p>
+      <w:pPr>
+        <w:pStyle w:val="HTMLPreformatted"/>
+        <w:rPr>
+          <w:rFonts w:asciiTheme="minorHAnsi" w:hAnsiTheme="minorHAnsi" w:cstheme="minorHAnsi"/>
+          <w:sz w:val="22"/>
+          <w:szCs w:val="22"/>
+        </w:rPr>
+      </w:pPr>
+      <w:r>
+        <w:rPr>
+          <w:rStyle w:val="m"/>
+          <w:rFonts w:asciiTheme="minorHAnsi" w:hAnsiTheme="minorHAnsi" w:cstheme="minorHAnsi"/>
+          <w:sz w:val="22"/>
+          <w:szCs w:val="22"/>
+        </w:rPr>
+        <w:t>platformBrowserDynamic</w:t>
+      </w:r>
+      <w:r>
+        <w:rPr>
+          <w:rStyle w:val="HTMLCode"/>
+          <w:rFonts w:asciiTheme="minorHAnsi" w:hAnsiTheme="minorHAnsi" w:cstheme="minorHAnsi"/>
+          <w:sz w:val="22"/>
+          <w:szCs w:val="22"/>
+        </w:rPr>
+        <w:t>()</w:t>
+      </w:r>
+      <w:r>
+        <w:rPr>
+          <w:rStyle w:val="g"/>
+          <w:rFonts w:asciiTheme="minorHAnsi" w:hAnsiTheme="minorHAnsi" w:cstheme="minorHAnsi"/>
+          <w:sz w:val="22"/>
+          <w:szCs w:val="22"/>
+        </w:rPr>
+        <w:t>.</w:t>
+      </w:r>
+      <w:r>
+        <w:rPr>
+          <w:rStyle w:val="HTMLCode"/>
+          <w:rFonts w:asciiTheme="minorHAnsi" w:hAnsiTheme="minorHAnsi" w:cstheme="minorHAnsi"/>
+          <w:sz w:val="22"/>
+          <w:szCs w:val="22"/>
+        </w:rPr>
+        <w:t>bootstrapModule(</w:t>
+      </w:r>
+      <w:r>
+        <w:rPr>
+          <w:rStyle w:val="m"/>
+          <w:rFonts w:asciiTheme="minorHAnsi" w:hAnsiTheme="minorHAnsi" w:cstheme="minorHAnsi"/>
+          <w:sz w:val="22"/>
+          <w:szCs w:val="22"/>
+        </w:rPr>
+        <w:t>AppModule</w:t>
+      </w:r>
+      <w:r>
+        <w:rPr>
+          <w:rStyle w:val="HTMLCode"/>
+          <w:rFonts w:asciiTheme="minorHAnsi" w:hAnsiTheme="minorHAnsi" w:cstheme="minorHAnsi"/>
+          <w:sz w:val="22"/>
+          <w:szCs w:val="22"/>
+        </w:rPr>
+        <w:t>);</w:t>
+      </w:r>
+    </w:p>
+    <w:p>
+      <w:pPr>
+        <w:pStyle w:val="NormalWeb"/>
+        <w:rPr>
+          <w:rFonts w:asciiTheme="minorHAnsi" w:hAnsiTheme="minorHAnsi" w:cstheme="minorHAnsi"/>
+          <w:sz w:val="22"/>
+          <w:szCs w:val="22"/>
+        </w:rPr>
+      </w:pPr>
+      <w:r>
+        <w:rPr>
+          <w:rFonts w:asciiTheme="minorHAnsi" w:hAnsiTheme="minorHAnsi" w:cstheme="minorHAnsi"/>
+          <w:sz w:val="22"/>
+          <w:szCs w:val="22"/>
+        </w:rPr>
+        <w:t>Hierarchy:</w:t>
+      </w:r>
+    </w:p>
+    <w:p>
+      <w:pPr>
+        <w:pStyle w:val="HTMLPreformatted"/>
+        <w:rPr>
+          <w:rFonts w:asciiTheme="minorHAnsi" w:hAnsiTheme="minorHAnsi" w:cstheme="minorHAnsi"/>
+          <w:sz w:val="22"/>
+          <w:szCs w:val="22"/>
+        </w:rPr>
+      </w:pPr>
+      <w:r>
+        <w:rPr>
+          <w:rStyle w:val="HTMLCode"/>
+          <w:rFonts w:asciiTheme="minorHAnsi" w:hAnsiTheme="minorHAnsi" w:cstheme="minorHAnsi"/>
+          <w:sz w:val="22"/>
+          <w:szCs w:val="22"/>
+        </w:rPr>
+        <w:t>Platform Injector</w:t>
+      </w:r>
+      <w:r>
+        <w:rPr>
+          <w:rFonts w:asciiTheme="minorHAnsi" w:hAnsiTheme="minorHAnsi" w:cstheme="minorHAnsi"/>
+          <w:sz w:val="22"/>
+          <w:szCs w:val="22"/>
+        </w:rPr>
+        <w:br/>
+      </w:r>
+      <w:r>
+        <w:rPr>
+          <w:rStyle w:val="HTMLCode"/>
+          <w:rFonts w:asciiTheme="minorHAnsi" w:hAnsiTheme="minorHAnsi" w:cstheme="minorHAnsi"/>
+          <w:sz w:val="22"/>
+          <w:szCs w:val="22"/>
+        </w:rPr>
+        <w:t xml:space="preserve">      ↑</w:t>
+      </w:r>
+      <w:r>
+        <w:rPr>
+          <w:rFonts w:asciiTheme="minorHAnsi" w:hAnsiTheme="minorHAnsi" w:cstheme="minorHAnsi"/>
+          <w:sz w:val="22"/>
+          <w:szCs w:val="22"/>
+        </w:rPr>
+        <w:br/>
+      </w:r>
+      <w:r>
+        <w:rPr>
+          <w:rStyle w:val="HTMLCode"/>
+          <w:rFonts w:asciiTheme="minorHAnsi" w:hAnsiTheme="minorHAnsi" w:cstheme="minorHAnsi"/>
+          <w:sz w:val="22"/>
+          <w:szCs w:val="22"/>
+        </w:rPr>
+        <w:t>Root Injector</w:t>
+      </w:r>
+    </w:p>
+    <w:p>
+      <w:pPr>
+        <w:pStyle w:val="NormalWeb"/>
+        <w:rPr>
+          <w:rFonts w:asciiTheme="minorHAnsi" w:hAnsiTheme="minorHAnsi" w:cstheme="minorHAnsi"/>
+          <w:sz w:val="22"/>
+          <w:szCs w:val="22"/>
+        </w:rPr>
+      </w:pPr>
+      <w:r>
+        <w:rPr>
+          <w:rFonts w:asciiTheme="minorHAnsi" w:hAnsiTheme="minorHAnsi" w:cstheme="minorHAnsi"/>
+          <w:sz w:val="22"/>
+          <w:szCs w:val="22"/>
+        </w:rPr>
+        <w:t>Provides Angular platform services such as:</w:t>
+      </w:r>
+    </w:p>
+    <w:p>
+      <w:pPr>
+        <w:numPr>
+          <w:ilvl w:val="0"/>
+          <w:numId w:val="12"/>
+        </w:numPr>
+        <w:spacing w:before="100" w:beforeAutospacing="1" w:after="100" w:afterAutospacing="1" w:line="240" w:lineRule="auto"/>
+        <w:rPr>
+          <w:rFonts w:cstheme="minorHAnsi"/>
+        </w:rPr>
+      </w:pPr>
+      <w:r>
+        <w:rPr>
+          <w:rStyle w:val="HTMLCode"/>
+          <w:rFonts w:asciiTheme="minorHAnsi" w:eastAsiaTheme="minorHAnsi" w:hAnsiTheme="minorHAnsi" w:cstheme="minorHAnsi"/>
+          <w:sz w:val="22"/>
+          <w:szCs w:val="22"/>
+        </w:rPr>
+        <w:t>DomSanitizer</w:t>
+      </w:r>
+      <w:r>
+        <w:rPr>
+          <w:rFonts w:cstheme="minorHAnsi"/>
+        </w:rPr>
+        <w:t xml:space="preserve"> </w:t>
+      </w:r>
+    </w:p>
+    <w:p>
+      <w:pPr>
+        <w:numPr>
+          <w:ilvl w:val="0"/>
+          <w:numId w:val="12"/>
+        </w:numPr>
+        <w:spacing w:before="100" w:beforeAutospacing="1" w:after="100" w:afterAutospacing="1" w:line="240" w:lineRule="auto"/>
+        <w:rPr>
+          <w:rFonts w:cstheme="minorHAnsi"/>
+        </w:rPr>
+      </w:pPr>
+      <w:r>
+        <w:rPr>
+          <w:rFonts w:cstheme="minorHAnsi"/>
+        </w:rPr>
+        <w:t xml:space="preserve">Renderer-related services </w:t>
+      </w:r>
+    </w:p>
+    <w:p>
+      <w:pPr>
+        <w:numPr>
+          <w:ilvl w:val="0"/>
+          <w:numId w:val="12"/>
+        </w:numPr>
+        <w:spacing w:before="100" w:beforeAutospacing="1" w:after="100" w:afterAutospacing="1" w:line="240" w:lineRule="auto"/>
+        <w:rPr>
+          <w:rFonts w:cstheme="minorHAnsi"/>
+        </w:rPr>
+      </w:pPr>
+      <w:r>
+        <w:rPr>
+          <w:rFonts w:cstheme="minorHAnsi"/>
+        </w:rPr>
+        <w:t xml:space="preserve">Browser platform services </w:t>
+      </w:r>
+    </w:p>
+    <w:p>
+      <w:pPr>
+        <w:pStyle w:val="NormalWeb"/>
+        <w:rPr>
+          <w:rFonts w:asciiTheme="minorHAnsi" w:hAnsiTheme="minorHAnsi" w:cstheme="minorHAnsi"/>
+          <w:sz w:val="22"/>
+          <w:szCs w:val="22"/>
+        </w:rPr>
+      </w:pPr>
+      <w:r>
+        <w:rPr>
+          <w:rFonts w:asciiTheme="minorHAnsi" w:hAnsiTheme="minorHAnsi" w:cstheme="minorHAnsi"/>
+          <w:sz w:val="22"/>
+          <w:szCs w:val="22"/>
+        </w:rPr>
+        <w:t>Usually developers don't add providers here.</w:t>
+      </w:r>
+    </w:p>
+    <w:p>
+      <w:pPr>
+        <w:rPr>
+          <w:rFonts w:cstheme="minorHAnsi"/>
+        </w:rPr>
+      </w:pPr>
+      <w:r>
+        <w:rPr>
+          <w:rFonts w:cstheme="minorHAnsi"/>
+        </w:rPr>
+        <w:pict>
+          <v:rect id="_x0000_i1053" style="width:0;height:1.5pt" o:hralign="center" o:hrstd="t" o:hr="t" fillcolor="#a0a0a0" stroked="f"/>
+        </w:pict>
+      </w:r>
+    </w:p>
+    <w:p>
+      <w:pPr>
+        <w:pStyle w:val="Heading2"/>
+        <w:rPr>
+          <w:rFonts w:asciiTheme="minorHAnsi" w:hAnsiTheme="minorHAnsi" w:cstheme="minorHAnsi"/>
+          <w:sz w:val="22"/>
+          <w:szCs w:val="22"/>
+        </w:rPr>
+      </w:pPr>
+      <w:r>
+        <w:rPr>
+          <w:rFonts w:asciiTheme="minorHAnsi" w:hAnsiTheme="minorHAnsi" w:cstheme="minorHAnsi"/>
+          <w:sz w:val="22"/>
+          <w:szCs w:val="22"/>
+        </w:rPr>
+        <w:t>3. Root Injector</w:t>
+      </w:r>
+    </w:p>
+    <w:p>
+      <w:pPr>
+        <w:pStyle w:val="NormalWeb"/>
+        <w:rPr>
+          <w:rFonts w:asciiTheme="minorHAnsi" w:hAnsiTheme="minorHAnsi" w:cstheme="minorHAnsi"/>
+          <w:sz w:val="22"/>
+          <w:szCs w:val="22"/>
+        </w:rPr>
+      </w:pPr>
+      <w:r>
+        <w:rPr>
+          <w:rFonts w:asciiTheme="minorHAnsi" w:hAnsiTheme="minorHAnsi" w:cstheme="minorHAnsi"/>
+          <w:sz w:val="22"/>
+          <w:szCs w:val="22"/>
+        </w:rPr>
+        <w:t>Created when Angular starts.</w:t>
+      </w:r>
+    </w:p>
+    <w:p>
+      <w:pPr>
+        <w:pStyle w:val="HTMLPreformatted"/>
+        <w:rPr>
+          <w:rFonts w:asciiTheme="minorHAnsi" w:hAnsiTheme="minorHAnsi" w:cstheme="minorHAnsi"/>
+          <w:sz w:val="22"/>
+          <w:szCs w:val="22"/>
+        </w:rPr>
+      </w:pPr>
+      <w:r>
+        <w:rPr>
+          <w:rStyle w:val="f"/>
+          <w:rFonts w:asciiTheme="minorHAnsi" w:hAnsiTheme="minorHAnsi" w:cstheme="minorHAnsi"/>
+          <w:sz w:val="22"/>
+          <w:szCs w:val="22"/>
+        </w:rPr>
+        <w:t>@</w:t>
+      </w:r>
+      <w:r>
+        <w:rPr>
+          <w:rStyle w:val="m"/>
+          <w:rFonts w:asciiTheme="minorHAnsi" w:hAnsiTheme="minorHAnsi" w:cstheme="minorHAnsi"/>
+          <w:sz w:val="22"/>
+          <w:szCs w:val="22"/>
+        </w:rPr>
+        <w:t>Injectable</w:t>
+      </w:r>
+      <w:r>
+        <w:rPr>
+          <w:rStyle w:val="HTMLCode"/>
+          <w:rFonts w:asciiTheme="minorHAnsi" w:hAnsiTheme="minorHAnsi" w:cstheme="minorHAnsi"/>
+          <w:sz w:val="22"/>
+          <w:szCs w:val="22"/>
+        </w:rPr>
+        <w:t>({</w:t>
+      </w:r>
+      <w:r>
+        <w:rPr>
+          <w:rFonts w:asciiTheme="minorHAnsi" w:hAnsiTheme="minorHAnsi" w:cstheme="minorHAnsi"/>
+          <w:sz w:val="22"/>
+          <w:szCs w:val="22"/>
+        </w:rPr>
+        <w:br/>
+      </w:r>
+      <w:r>
+        <w:rPr>
+          <w:rStyle w:val="HTMLCode"/>
+          <w:rFonts w:asciiTheme="minorHAnsi" w:hAnsiTheme="minorHAnsi" w:cstheme="minorHAnsi"/>
+          <w:sz w:val="22"/>
+          <w:szCs w:val="22"/>
+        </w:rPr>
+        <w:t xml:space="preserve">  providedIn: </w:t>
+      </w:r>
+      <w:r>
+        <w:rPr>
+          <w:rStyle w:val="k"/>
+          <w:rFonts w:asciiTheme="minorHAnsi" w:hAnsiTheme="minorHAnsi" w:cstheme="minorHAnsi"/>
+          <w:sz w:val="22"/>
+          <w:szCs w:val="22"/>
+        </w:rPr>
+        <w:t>'root'</w:t>
+      </w:r>
+      <w:r>
+        <w:rPr>
+          <w:rFonts w:asciiTheme="minorHAnsi" w:hAnsiTheme="minorHAnsi" w:cstheme="minorHAnsi"/>
+          <w:sz w:val="22"/>
+          <w:szCs w:val="22"/>
+        </w:rPr>
+        <w:br/>
+      </w:r>
+      <w:r>
+        <w:rPr>
+          <w:rStyle w:val="HTMLCode"/>
+          <w:rFonts w:asciiTheme="minorHAnsi" w:hAnsiTheme="minorHAnsi" w:cstheme="minorHAnsi"/>
+          <w:sz w:val="22"/>
+          <w:szCs w:val="22"/>
+        </w:rPr>
+        <w:t>})</w:t>
+      </w:r>
+      <w:r>
+        <w:rPr>
+          <w:rFonts w:asciiTheme="minorHAnsi" w:hAnsiTheme="minorHAnsi" w:cstheme="minorHAnsi"/>
+          <w:sz w:val="22"/>
+          <w:szCs w:val="22"/>
+        </w:rPr>
+        <w:br/>
+      </w:r>
+      <w:r>
+        <w:rPr>
+          <w:rStyle w:val="g"/>
+          <w:rFonts w:asciiTheme="minorHAnsi" w:hAnsiTheme="minorHAnsi" w:cstheme="minorHAnsi"/>
+          <w:sz w:val="22"/>
+          <w:szCs w:val="22"/>
+        </w:rPr>
+        <w:t>export</w:t>
+      </w:r>
+      <w:r>
+        <w:rPr>
+          <w:rStyle w:val="HTMLCode"/>
+          <w:rFonts w:asciiTheme="minorHAnsi" w:hAnsiTheme="minorHAnsi" w:cstheme="minorHAnsi"/>
+          <w:sz w:val="22"/>
+          <w:szCs w:val="22"/>
+        </w:rPr>
+        <w:t xml:space="preserve"> </w:t>
+      </w:r>
+      <w:r>
+        <w:rPr>
+          <w:rStyle w:val="g"/>
+          <w:rFonts w:asciiTheme="minorHAnsi" w:hAnsiTheme="minorHAnsi" w:cstheme="minorHAnsi"/>
+          <w:sz w:val="22"/>
+          <w:szCs w:val="22"/>
+        </w:rPr>
+        <w:t>class</w:t>
+      </w:r>
+      <w:r>
+        <w:rPr>
+          <w:rStyle w:val="HTMLCode"/>
+          <w:rFonts w:asciiTheme="minorHAnsi" w:hAnsiTheme="minorHAnsi" w:cstheme="minorHAnsi"/>
+          <w:sz w:val="22"/>
+          <w:szCs w:val="22"/>
+        </w:rPr>
+        <w:t xml:space="preserve"> </w:t>
+      </w:r>
+      <w:r>
+        <w:rPr>
+          <w:rStyle w:val="l"/>
+          <w:rFonts w:asciiTheme="minorHAnsi" w:hAnsiTheme="minorHAnsi" w:cstheme="minorHAnsi"/>
+          <w:sz w:val="22"/>
+          <w:szCs w:val="22"/>
+        </w:rPr>
+        <w:t>UserService</w:t>
+      </w:r>
+      <w:r>
+        <w:rPr>
+          <w:rStyle w:val="HTMLCode"/>
+          <w:rFonts w:asciiTheme="minorHAnsi" w:hAnsiTheme="minorHAnsi" w:cstheme="minorHAnsi"/>
+          <w:sz w:val="22"/>
+          <w:szCs w:val="22"/>
+        </w:rPr>
+        <w:t xml:space="preserve"> {}</w:t>
+      </w:r>
+    </w:p>
+    <w:p>
+      <w:pPr>
+        <w:pStyle w:val="NormalWeb"/>
+        <w:rPr>
+          <w:rFonts w:asciiTheme="minorHAnsi" w:hAnsiTheme="minorHAnsi" w:cstheme="minorHAnsi"/>
+          <w:sz w:val="22"/>
+          <w:szCs w:val="22"/>
+        </w:rPr>
+      </w:pPr>
+      <w:r>
+        <w:rPr>
+          <w:rFonts w:asciiTheme="minorHAnsi" w:hAnsiTheme="minorHAnsi" w:cstheme="minorHAnsi"/>
+          <w:sz w:val="22"/>
+          <w:szCs w:val="22"/>
+        </w:rPr>
+        <w:t>Service is registered here.</w:t>
+      </w:r>
+    </w:p>
+    <w:p>
+      <w:pPr>
+        <w:pStyle w:val="HTMLPreformatted"/>
+        <w:rPr>
+          <w:rFonts w:asciiTheme="minorHAnsi" w:hAnsiTheme="minorHAnsi" w:cstheme="minorHAnsi"/>
+          <w:sz w:val="22"/>
+          <w:szCs w:val="22"/>
+        </w:rPr>
+      </w:pPr>
+      <w:r>
+        <w:rPr>
+          <w:rStyle w:val="HTMLCode"/>
+          <w:rFonts w:asciiTheme="minorHAnsi" w:hAnsiTheme="minorHAnsi" w:cstheme="minorHAnsi"/>
+          <w:sz w:val="22"/>
+          <w:szCs w:val="22"/>
+        </w:rPr>
+        <w:t>Root Injector</w:t>
+      </w:r>
+      <w:r>
+        <w:rPr>
+          <w:rFonts w:asciiTheme="minorHAnsi" w:hAnsiTheme="minorHAnsi" w:cstheme="minorHAnsi"/>
+          <w:sz w:val="22"/>
+          <w:szCs w:val="22"/>
+        </w:rPr>
+        <w:br/>
+      </w:r>
+      <w:r>
+        <w:rPr>
+          <w:rStyle w:val="HTMLCode"/>
+          <w:rFonts w:asciiTheme="minorHAnsi" w:hAnsiTheme="minorHAnsi" w:cstheme="minorHAnsi"/>
+          <w:sz w:val="22"/>
+          <w:szCs w:val="22"/>
+        </w:rPr>
+        <w:t xml:space="preserve">    │</w:t>
+      </w:r>
+      <w:r>
+        <w:rPr>
+          <w:rFonts w:asciiTheme="minorHAnsi" w:hAnsiTheme="minorHAnsi" w:cstheme="minorHAnsi"/>
+          <w:sz w:val="22"/>
+          <w:szCs w:val="22"/>
+        </w:rPr>
+        <w:br/>
+      </w:r>
+      <w:r>
+        <w:rPr>
+          <w:rStyle w:val="HTMLCode"/>
+          <w:rFonts w:asciiTheme="minorHAnsi" w:hAnsiTheme="minorHAnsi" w:cstheme="minorHAnsi"/>
+          <w:sz w:val="22"/>
+          <w:szCs w:val="22"/>
+        </w:rPr>
+        <w:t xml:space="preserve"> </w:t>
+      </w:r>
+      <w:r>
+        <w:rPr>
+          <w:rStyle w:val="HTMLCode"/>
+          <w:rFonts w:ascii="Arial" w:hAnsi="Arial" w:cs="Arial"/>
+          <w:sz w:val="22"/>
+          <w:szCs w:val="22"/>
+        </w:rPr>
+        <w:t>├</w:t>
+      </w:r>
+      <w:r>
+        <w:rPr>
+          <w:rStyle w:val="HTMLCode"/>
+          <w:rFonts w:ascii="Calibri" w:hAnsi="Calibri" w:cs="Calibri"/>
+          <w:sz w:val="22"/>
+          <w:szCs w:val="22"/>
+        </w:rPr>
+        <w:t>──</w:t>
+      </w:r>
+      <w:r>
+        <w:rPr>
+          <w:rStyle w:val="HTMLCode"/>
+          <w:rFonts w:asciiTheme="minorHAnsi" w:hAnsiTheme="minorHAnsi" w:cstheme="minorHAnsi"/>
+          <w:sz w:val="22"/>
+          <w:szCs w:val="22"/>
+        </w:rPr>
+        <w:t xml:space="preserve"> Home</w:t>
+      </w:r>
+      <w:r>
+        <w:rPr>
+          <w:rFonts w:asciiTheme="minorHAnsi" w:hAnsiTheme="minorHAnsi" w:cstheme="minorHAnsi"/>
+          <w:sz w:val="22"/>
+          <w:szCs w:val="22"/>
+        </w:rPr>
+        <w:br/>
+      </w:r>
+      <w:r>
+        <w:rPr>
+          <w:rStyle w:val="HTMLCode"/>
+          <w:rFonts w:asciiTheme="minorHAnsi" w:hAnsiTheme="minorHAnsi" w:cstheme="minorHAnsi"/>
+          <w:sz w:val="22"/>
+          <w:szCs w:val="22"/>
+        </w:rPr>
+        <w:t xml:space="preserve"> </w:t>
+      </w:r>
+      <w:r>
+        <w:rPr>
+          <w:rStyle w:val="HTMLCode"/>
+          <w:rFonts w:ascii="Arial" w:hAnsi="Arial" w:cs="Arial"/>
+          <w:sz w:val="22"/>
+          <w:szCs w:val="22"/>
+        </w:rPr>
+        <w:t>├</w:t>
+      </w:r>
+      <w:r>
+        <w:rPr>
+          <w:rStyle w:val="HTMLCode"/>
+          <w:rFonts w:ascii="Calibri" w:hAnsi="Calibri" w:cs="Calibri"/>
+          <w:sz w:val="22"/>
+          <w:szCs w:val="22"/>
+        </w:rPr>
+        <w:t>──</w:t>
+      </w:r>
+      <w:r>
+        <w:rPr>
+          <w:rStyle w:val="HTMLCode"/>
+          <w:rFonts w:asciiTheme="minorHAnsi" w:hAnsiTheme="minorHAnsi" w:cstheme="minorHAnsi"/>
+          <w:sz w:val="22"/>
+          <w:szCs w:val="22"/>
+        </w:rPr>
+        <w:t xml:space="preserve"> Admin</w:t>
+      </w:r>
+      <w:r>
+        <w:rPr>
+          <w:rFonts w:asciiTheme="minorHAnsi" w:hAnsiTheme="minorHAnsi" w:cstheme="minorHAnsi"/>
+          <w:sz w:val="22"/>
+          <w:szCs w:val="22"/>
+        </w:rPr>
+        <w:br/>
+      </w:r>
+      <w:r>
+        <w:rPr>
+          <w:rStyle w:val="HTMLCode"/>
+          <w:rFonts w:asciiTheme="minorHAnsi" w:hAnsiTheme="minorHAnsi" w:cstheme="minorHAnsi"/>
+          <w:sz w:val="22"/>
+          <w:szCs w:val="22"/>
+        </w:rPr>
+        <w:t xml:space="preserve"> └── Dashboard</w:t>
+      </w:r>
+    </w:p>
+    <w:p>
+      <w:pPr>
+        <w:pStyle w:val="NormalWeb"/>
+        <w:rPr>
+          <w:rFonts w:asciiTheme="minorHAnsi" w:hAnsiTheme="minorHAnsi" w:cstheme="minorHAnsi"/>
+          <w:sz w:val="22"/>
+          <w:szCs w:val="22"/>
+        </w:rPr>
+      </w:pPr>
+      <w:r>
+        <w:rPr>
+          <w:rFonts w:asciiTheme="minorHAnsi" w:hAnsiTheme="minorHAnsi" w:cstheme="minorHAnsi"/>
+          <w:sz w:val="22"/>
+          <w:szCs w:val="22"/>
+        </w:rPr>
+        <w:t xml:space="preserve">Only </w:t>
+      </w:r>
+      <w:r>
+        <w:rPr>
+          <w:rStyle w:val="Strong"/>
+          <w:rFonts w:asciiTheme="minorHAnsi" w:hAnsiTheme="minorHAnsi" w:cstheme="minorHAnsi"/>
+          <w:sz w:val="22"/>
+          <w:szCs w:val="22"/>
+        </w:rPr>
+        <w:t>one instance</w:t>
+      </w:r>
+      <w:r>
+        <w:rPr>
+          <w:rFonts w:asciiTheme="minorHAnsi" w:hAnsiTheme="minorHAnsi" w:cstheme="minorHAnsi"/>
+          <w:sz w:val="22"/>
+          <w:szCs w:val="22"/>
+        </w:rPr>
+        <w:t xml:space="preserve"> exists for the entire application.</w:t>
+      </w:r>
+    </w:p>
+    <w:p>
+      <w:pPr>
+        <w:rPr>
+          <w:rFonts w:cstheme="minorHAnsi"/>
+        </w:rPr>
+      </w:pPr>
+      <w:r>
+        <w:rPr>
+          <w:rFonts w:cstheme="minorHAnsi"/>
+        </w:rPr>
+        <w:pict>
+          <v:rect id="_x0000_i1054" style="width:0;height:1.5pt" o:hralign="center" o:hrstd="t" o:hr="t" fillcolor="#a0a0a0" stroked="f"/>
+        </w:pict>
+      </w:r>
+    </w:p>
+    <w:p>
+      <w:pPr>
+        <w:pStyle w:val="Heading2"/>
+        <w:rPr>
+          <w:rFonts w:asciiTheme="minorHAnsi" w:hAnsiTheme="minorHAnsi" w:cstheme="minorHAnsi"/>
+          <w:sz w:val="22"/>
+          <w:szCs w:val="22"/>
+        </w:rPr>
+      </w:pPr>
+      <w:r>
+        <w:rPr>
+          <w:rFonts w:asciiTheme="minorHAnsi" w:hAnsiTheme="minorHAnsi" w:cstheme="minorHAnsi"/>
+          <w:sz w:val="22"/>
+          <w:szCs w:val="22"/>
+        </w:rPr>
+        <w:t>4. Module Injector</w:t>
+      </w:r>
+    </w:p>
+    <w:p>
+      <w:pPr>
+        <w:pStyle w:val="NormalWeb"/>
+        <w:rPr>
+          <w:rFonts w:asciiTheme="minorHAnsi" w:hAnsiTheme="minorHAnsi" w:cstheme="minorHAnsi"/>
+          <w:sz w:val="22"/>
+          <w:szCs w:val="22"/>
+        </w:rPr>
+      </w:pPr>
+      <w:r>
+        <w:rPr>
+          <w:rFonts w:asciiTheme="minorHAnsi" w:hAnsiTheme="minorHAnsi" w:cstheme="minorHAnsi"/>
+          <w:sz w:val="22"/>
+          <w:szCs w:val="22"/>
+        </w:rPr>
+        <w:t>NgModule providers create entries in a Module Injector.</w:t>
+      </w:r>
+    </w:p>
+    <w:p>
+      <w:pPr>
+        <w:pStyle w:val="HTMLPreformatted"/>
+        <w:rPr>
+          <w:rFonts w:asciiTheme="minorHAnsi" w:hAnsiTheme="minorHAnsi" w:cstheme="minorHAnsi"/>
+          <w:sz w:val="22"/>
+          <w:szCs w:val="22"/>
+        </w:rPr>
+      </w:pPr>
+      <w:r>
+        <w:rPr>
+          <w:rStyle w:val="f"/>
+          <w:rFonts w:asciiTheme="minorHAnsi" w:hAnsiTheme="minorHAnsi" w:cstheme="minorHAnsi"/>
+          <w:sz w:val="22"/>
+          <w:szCs w:val="22"/>
+        </w:rPr>
+        <w:t>@</w:t>
+      </w:r>
+      <w:r>
+        <w:rPr>
+          <w:rStyle w:val="m"/>
+          <w:rFonts w:asciiTheme="minorHAnsi" w:hAnsiTheme="minorHAnsi" w:cstheme="minorHAnsi"/>
+          <w:sz w:val="22"/>
+          <w:szCs w:val="22"/>
+        </w:rPr>
+        <w:t>NgModule</w:t>
+      </w:r>
+      <w:r>
+        <w:rPr>
+          <w:rStyle w:val="HTMLCode"/>
+          <w:rFonts w:asciiTheme="minorHAnsi" w:hAnsiTheme="minorHAnsi" w:cstheme="minorHAnsi"/>
+          <w:sz w:val="22"/>
+          <w:szCs w:val="22"/>
+        </w:rPr>
+        <w:t>({</w:t>
+      </w:r>
+      <w:r>
+        <w:rPr>
+          <w:rFonts w:asciiTheme="minorHAnsi" w:hAnsiTheme="minorHAnsi" w:cstheme="minorHAnsi"/>
+          <w:sz w:val="22"/>
+          <w:szCs w:val="22"/>
+        </w:rPr>
+        <w:br/>
+      </w:r>
+      <w:r>
+        <w:rPr>
+          <w:rStyle w:val="HTMLCode"/>
+          <w:rFonts w:asciiTheme="minorHAnsi" w:hAnsiTheme="minorHAnsi" w:cstheme="minorHAnsi"/>
+          <w:sz w:val="22"/>
+          <w:szCs w:val="22"/>
+        </w:rPr>
+        <w:t xml:space="preserve">  providers: [</w:t>
+      </w:r>
+      <w:r>
+        <w:rPr>
+          <w:rStyle w:val="m"/>
+          <w:rFonts w:asciiTheme="minorHAnsi" w:hAnsiTheme="minorHAnsi" w:cstheme="minorHAnsi"/>
+          <w:sz w:val="22"/>
+          <w:szCs w:val="22"/>
+        </w:rPr>
+        <w:t>UserService</w:t>
+      </w:r>
+      <w:r>
+        <w:rPr>
+          <w:rStyle w:val="HTMLCode"/>
+          <w:rFonts w:asciiTheme="minorHAnsi" w:hAnsiTheme="minorHAnsi" w:cstheme="minorHAnsi"/>
+          <w:sz w:val="22"/>
+          <w:szCs w:val="22"/>
+        </w:rPr>
+        <w:t>]</w:t>
+      </w:r>
+      <w:r>
+        <w:rPr>
+          <w:rFonts w:asciiTheme="minorHAnsi" w:hAnsiTheme="minorHAnsi" w:cstheme="minorHAnsi"/>
+          <w:sz w:val="22"/>
+          <w:szCs w:val="22"/>
+        </w:rPr>
+        <w:br/>
+      </w:r>
+      <w:r>
+        <w:rPr>
+          <w:rStyle w:val="HTMLCode"/>
+          <w:rFonts w:asciiTheme="minorHAnsi" w:hAnsiTheme="minorHAnsi" w:cstheme="minorHAnsi"/>
+          <w:sz w:val="22"/>
+          <w:szCs w:val="22"/>
+        </w:rPr>
+        <w:t>})</w:t>
+      </w:r>
+      <w:r>
+        <w:rPr>
+          <w:rFonts w:asciiTheme="minorHAnsi" w:hAnsiTheme="minorHAnsi" w:cstheme="minorHAnsi"/>
+          <w:sz w:val="22"/>
+          <w:szCs w:val="22"/>
+        </w:rPr>
+        <w:br/>
+      </w:r>
+      <w:r>
+        <w:rPr>
+          <w:rStyle w:val="g"/>
+          <w:rFonts w:asciiTheme="minorHAnsi" w:hAnsiTheme="minorHAnsi" w:cstheme="minorHAnsi"/>
+          <w:sz w:val="22"/>
+          <w:szCs w:val="22"/>
+        </w:rPr>
+        <w:t>export</w:t>
+      </w:r>
+      <w:r>
+        <w:rPr>
+          <w:rStyle w:val="HTMLCode"/>
+          <w:rFonts w:asciiTheme="minorHAnsi" w:hAnsiTheme="minorHAnsi" w:cstheme="minorHAnsi"/>
+          <w:sz w:val="22"/>
+          <w:szCs w:val="22"/>
+        </w:rPr>
+        <w:t xml:space="preserve"> </w:t>
+      </w:r>
+      <w:r>
+        <w:rPr>
+          <w:rStyle w:val="g"/>
+          <w:rFonts w:asciiTheme="minorHAnsi" w:hAnsiTheme="minorHAnsi" w:cstheme="minorHAnsi"/>
+          <w:sz w:val="22"/>
+          <w:szCs w:val="22"/>
+        </w:rPr>
+        <w:t>class</w:t>
+      </w:r>
+      <w:r>
+        <w:rPr>
+          <w:rStyle w:val="HTMLCode"/>
+          <w:rFonts w:asciiTheme="minorHAnsi" w:hAnsiTheme="minorHAnsi" w:cstheme="minorHAnsi"/>
+          <w:sz w:val="22"/>
+          <w:szCs w:val="22"/>
+        </w:rPr>
+        <w:t xml:space="preserve"> </w:t>
+      </w:r>
+      <w:r>
+        <w:rPr>
+          <w:rStyle w:val="l"/>
+          <w:rFonts w:asciiTheme="minorHAnsi" w:hAnsiTheme="minorHAnsi" w:cstheme="minorHAnsi"/>
+          <w:sz w:val="22"/>
+          <w:szCs w:val="22"/>
+        </w:rPr>
+        <w:t>AppModule</w:t>
+      </w:r>
+      <w:r>
+        <w:rPr>
+          <w:rStyle w:val="HTMLCode"/>
+          <w:rFonts w:asciiTheme="minorHAnsi" w:hAnsiTheme="minorHAnsi" w:cstheme="minorHAnsi"/>
+          <w:sz w:val="22"/>
+          <w:szCs w:val="22"/>
+        </w:rPr>
+        <w:t xml:space="preserve"> {}</w:t>
+      </w:r>
+    </w:p>
+    <w:p>
+      <w:pPr>
+        <w:pStyle w:val="NormalWeb"/>
+        <w:rPr>
+          <w:rFonts w:asciiTheme="minorHAnsi" w:hAnsiTheme="minorHAnsi" w:cstheme="minorHAnsi"/>
+          <w:sz w:val="22"/>
+          <w:szCs w:val="22"/>
+        </w:rPr>
+      </w:pPr>
+      <w:r>
+        <w:rPr>
+          <w:rFonts w:asciiTheme="minorHAnsi" w:hAnsiTheme="minorHAnsi" w:cstheme="minorHAnsi"/>
+          <w:sz w:val="22"/>
+          <w:szCs w:val="22"/>
+        </w:rPr>
+        <w:t xml:space="preserve">For </w:t>
+      </w:r>
+      <w:r>
+        <w:rPr>
+          <w:rStyle w:val="Strong"/>
+          <w:rFonts w:asciiTheme="minorHAnsi" w:hAnsiTheme="minorHAnsi" w:cstheme="minorHAnsi"/>
+          <w:sz w:val="22"/>
+          <w:szCs w:val="22"/>
+        </w:rPr>
+        <w:t>eagerly loaded modules</w:t>
+      </w:r>
+      <w:r>
+        <w:rPr>
+          <w:rFonts w:asciiTheme="minorHAnsi" w:hAnsiTheme="minorHAnsi" w:cstheme="minorHAnsi"/>
+          <w:sz w:val="22"/>
+          <w:szCs w:val="22"/>
+        </w:rPr>
+        <w:t>:</w:t>
+      </w:r>
+    </w:p>
+    <w:p>
+      <w:pPr>
+        <w:pStyle w:val="HTMLPreformatted"/>
+        <w:rPr>
+          <w:rFonts w:asciiTheme="minorHAnsi" w:hAnsiTheme="minorHAnsi" w:cstheme="minorHAnsi"/>
+          <w:sz w:val="22"/>
+          <w:szCs w:val="22"/>
+        </w:rPr>
+      </w:pPr>
+      <w:r>
+        <w:rPr>
+          <w:rStyle w:val="HTMLCode"/>
+          <w:rFonts w:asciiTheme="minorHAnsi" w:hAnsiTheme="minorHAnsi" w:cstheme="minorHAnsi"/>
+          <w:sz w:val="22"/>
+          <w:szCs w:val="22"/>
+        </w:rPr>
+        <w:t>Module Injector</w:t>
+      </w:r>
+      <w:r>
+        <w:rPr>
+          <w:rFonts w:asciiTheme="minorHAnsi" w:hAnsiTheme="minorHAnsi" w:cstheme="minorHAnsi"/>
+          <w:sz w:val="22"/>
+          <w:szCs w:val="22"/>
+        </w:rPr>
+        <w:br/>
+      </w:r>
+      <w:r>
+        <w:rPr>
+          <w:rStyle w:val="HTMLCode"/>
+          <w:rFonts w:asciiTheme="minorHAnsi" w:hAnsiTheme="minorHAnsi" w:cstheme="minorHAnsi"/>
+          <w:sz w:val="22"/>
+          <w:szCs w:val="22"/>
+        </w:rPr>
+        <w:t xml:space="preserve">      ↓</w:t>
+      </w:r>
+      <w:r>
+        <w:rPr>
+          <w:rFonts w:asciiTheme="minorHAnsi" w:hAnsiTheme="minorHAnsi" w:cstheme="minorHAnsi"/>
+          <w:sz w:val="22"/>
+          <w:szCs w:val="22"/>
+        </w:rPr>
+        <w:br/>
+      </w:r>
+      <w:r>
+        <w:rPr>
+          <w:rStyle w:val="HTMLCode"/>
+          <w:rFonts w:asciiTheme="minorHAnsi" w:hAnsiTheme="minorHAnsi" w:cstheme="minorHAnsi"/>
+          <w:sz w:val="22"/>
+          <w:szCs w:val="22"/>
+        </w:rPr>
+        <w:t>Merged into Root Injector</w:t>
+      </w:r>
+    </w:p>
+    <w:p>
+      <w:pPr>
+        <w:pStyle w:val="NormalWeb"/>
+        <w:rPr>
+          <w:rFonts w:asciiTheme="minorHAnsi" w:hAnsiTheme="minorHAnsi" w:cstheme="minorHAnsi"/>
+          <w:sz w:val="22"/>
+          <w:szCs w:val="22"/>
+        </w:rPr>
+      </w:pPr>
+      <w:r>
+        <w:rPr>
+          <w:rFonts w:asciiTheme="minorHAnsi" w:hAnsiTheme="minorHAnsi" w:cstheme="minorHAnsi"/>
+          <w:sz w:val="22"/>
+          <w:szCs w:val="22"/>
+        </w:rPr>
+        <w:lastRenderedPageBreak/>
+        <w:t>So:</w:t>
+      </w:r>
+    </w:p>
+    <w:p>
+      <w:pPr>
+        <w:pStyle w:val="HTMLPreformatted"/>
+        <w:rPr>
+          <w:rFonts w:asciiTheme="minorHAnsi" w:hAnsiTheme="minorHAnsi" w:cstheme="minorHAnsi"/>
+          <w:sz w:val="22"/>
+          <w:szCs w:val="22"/>
+        </w:rPr>
+      </w:pPr>
+      <w:r>
+        <w:rPr>
+          <w:rStyle w:val="o"/>
+          <w:rFonts w:asciiTheme="minorHAnsi" w:hAnsiTheme="minorHAnsi" w:cstheme="minorHAnsi"/>
+          <w:sz w:val="22"/>
+          <w:szCs w:val="22"/>
+        </w:rPr>
+        <w:t>providers</w:t>
+      </w:r>
+      <w:r>
+        <w:rPr>
+          <w:rStyle w:val="HTMLCode"/>
+          <w:rFonts w:asciiTheme="minorHAnsi" w:hAnsiTheme="minorHAnsi" w:cstheme="minorHAnsi"/>
+          <w:sz w:val="22"/>
+          <w:szCs w:val="22"/>
+        </w:rPr>
+        <w:t>:[</w:t>
+      </w:r>
+      <w:r>
+        <w:rPr>
+          <w:rStyle w:val="m"/>
+          <w:rFonts w:asciiTheme="minorHAnsi" w:hAnsiTheme="minorHAnsi" w:cstheme="minorHAnsi"/>
+          <w:sz w:val="22"/>
+          <w:szCs w:val="22"/>
+        </w:rPr>
+        <w:t>UserService</w:t>
+      </w:r>
+      <w:r>
+        <w:rPr>
+          <w:rStyle w:val="HTMLCode"/>
+          <w:rFonts w:asciiTheme="minorHAnsi" w:hAnsiTheme="minorHAnsi" w:cstheme="minorHAnsi"/>
+          <w:sz w:val="22"/>
+          <w:szCs w:val="22"/>
+        </w:rPr>
+        <w:t>]</w:t>
+      </w:r>
+    </w:p>
+    <w:p>
+      <w:pPr>
+        <w:pStyle w:val="NormalWeb"/>
+        <w:rPr>
+          <w:rFonts w:asciiTheme="minorHAnsi" w:hAnsiTheme="minorHAnsi" w:cstheme="minorHAnsi"/>
+          <w:sz w:val="22"/>
+          <w:szCs w:val="22"/>
+        </w:rPr>
+      </w:pPr>
+      <w:r>
+        <w:rPr>
+          <w:rFonts w:asciiTheme="minorHAnsi" w:hAnsiTheme="minorHAnsi" w:cstheme="minorHAnsi"/>
+          <w:sz w:val="22"/>
+          <w:szCs w:val="22"/>
+        </w:rPr>
+        <w:t xml:space="preserve">inside </w:t>
+      </w:r>
+      <w:r>
+        <w:rPr>
+          <w:rStyle w:val="HTMLCode"/>
+          <w:rFonts w:asciiTheme="minorHAnsi" w:hAnsiTheme="minorHAnsi" w:cstheme="minorHAnsi"/>
+          <w:sz w:val="22"/>
+          <w:szCs w:val="22"/>
+        </w:rPr>
+        <w:t>AppModule</w:t>
+      </w:r>
+    </w:p>
+    <w:p>
+      <w:pPr>
+        <w:pStyle w:val="NormalWeb"/>
+        <w:rPr>
+          <w:rFonts w:asciiTheme="minorHAnsi" w:hAnsiTheme="minorHAnsi" w:cstheme="minorHAnsi"/>
+          <w:sz w:val="22"/>
+          <w:szCs w:val="22"/>
+        </w:rPr>
+      </w:pPr>
+      <w:r>
+        <w:rPr>
+          <w:rFonts w:asciiTheme="minorHAnsi" w:hAnsiTheme="minorHAnsi" w:cstheme="minorHAnsi"/>
+          <w:sz w:val="22"/>
+          <w:szCs w:val="22"/>
+        </w:rPr>
+        <w:t>and</w:t>
+      </w:r>
+    </w:p>
+    <w:p>
+      <w:pPr>
+        <w:pStyle w:val="HTMLPreformatted"/>
+        <w:rPr>
+          <w:rFonts w:asciiTheme="minorHAnsi" w:hAnsiTheme="minorHAnsi" w:cstheme="minorHAnsi"/>
+          <w:sz w:val="22"/>
+          <w:szCs w:val="22"/>
+        </w:rPr>
+      </w:pPr>
+      <w:r>
+        <w:rPr>
+          <w:rStyle w:val="o"/>
+          <w:rFonts w:asciiTheme="minorHAnsi" w:hAnsiTheme="minorHAnsi" w:cstheme="minorHAnsi"/>
+          <w:sz w:val="22"/>
+          <w:szCs w:val="22"/>
+        </w:rPr>
+        <w:t>providedIn</w:t>
+      </w:r>
+      <w:r>
+        <w:rPr>
+          <w:rStyle w:val="HTMLCode"/>
+          <w:rFonts w:asciiTheme="minorHAnsi" w:hAnsiTheme="minorHAnsi" w:cstheme="minorHAnsi"/>
+          <w:sz w:val="22"/>
+          <w:szCs w:val="22"/>
+        </w:rPr>
+        <w:t>:</w:t>
+      </w:r>
+      <w:r>
+        <w:rPr>
+          <w:rStyle w:val="k"/>
+          <w:rFonts w:asciiTheme="minorHAnsi" w:hAnsiTheme="minorHAnsi" w:cstheme="minorHAnsi"/>
+          <w:sz w:val="22"/>
+          <w:szCs w:val="22"/>
+        </w:rPr>
+        <w:t>'root'</w:t>
+      </w:r>
+    </w:p>
+    <w:p>
+      <w:pPr>
+        <w:pStyle w:val="NormalWeb"/>
+        <w:rPr>
+          <w:rFonts w:asciiTheme="minorHAnsi" w:hAnsiTheme="minorHAnsi" w:cstheme="minorHAnsi"/>
+          <w:sz w:val="22"/>
+          <w:szCs w:val="22"/>
+        </w:rPr>
+      </w:pPr>
+      <w:r>
+        <w:rPr>
+          <w:rFonts w:asciiTheme="minorHAnsi" w:hAnsiTheme="minorHAnsi" w:cstheme="minorHAnsi"/>
+          <w:sz w:val="22"/>
+          <w:szCs w:val="22"/>
+        </w:rPr>
+        <w:t>behave similarly.</w:t>
+      </w:r>
+    </w:p>
+    <w:p>
+      <w:pPr>
+        <w:pStyle w:val="Heading3"/>
+        <w:rPr>
+          <w:rFonts w:asciiTheme="minorHAnsi" w:hAnsiTheme="minorHAnsi" w:cstheme="minorHAnsi"/>
+          <w:b/>
+          <w:color w:val="auto"/>
+          <w:sz w:val="22"/>
+          <w:szCs w:val="22"/>
+        </w:rPr>
+      </w:pPr>
+      <w:r>
+        <w:rPr>
+          <w:rFonts w:asciiTheme="minorHAnsi" w:hAnsiTheme="minorHAnsi" w:cstheme="minorHAnsi"/>
+          <w:b/>
+          <w:color w:val="auto"/>
+          <w:sz w:val="22"/>
+          <w:szCs w:val="22"/>
+        </w:rPr>
+        <w:t>Lazy Loaded Module</w:t>
+      </w:r>
+    </w:p>
+    <w:p>
+      <w:pPr>
+        <w:pStyle w:val="HTMLPreformatted"/>
+        <w:rPr>
+          <w:rFonts w:asciiTheme="minorHAnsi" w:hAnsiTheme="minorHAnsi" w:cstheme="minorHAnsi"/>
+          <w:sz w:val="22"/>
+          <w:szCs w:val="22"/>
+        </w:rPr>
+      </w:pPr>
+      <w:r>
+        <w:rPr>
+          <w:rStyle w:val="f"/>
+          <w:rFonts w:asciiTheme="minorHAnsi" w:hAnsiTheme="minorHAnsi" w:cstheme="minorHAnsi"/>
+          <w:sz w:val="22"/>
+          <w:szCs w:val="22"/>
+        </w:rPr>
+        <w:t>@</w:t>
+      </w:r>
+      <w:r>
+        <w:rPr>
+          <w:rStyle w:val="m"/>
+          <w:rFonts w:asciiTheme="minorHAnsi" w:hAnsiTheme="minorHAnsi" w:cstheme="minorHAnsi"/>
+          <w:sz w:val="22"/>
+          <w:szCs w:val="22"/>
+        </w:rPr>
+        <w:t>NgModule</w:t>
+      </w:r>
+      <w:r>
+        <w:rPr>
+          <w:rStyle w:val="HTMLCode"/>
+          <w:rFonts w:asciiTheme="minorHAnsi" w:hAnsiTheme="minorHAnsi" w:cstheme="minorHAnsi"/>
+          <w:sz w:val="22"/>
+          <w:szCs w:val="22"/>
+        </w:rPr>
+        <w:t>({</w:t>
+      </w:r>
+      <w:r>
+        <w:rPr>
+          <w:rFonts w:asciiTheme="minorHAnsi" w:hAnsiTheme="minorHAnsi" w:cstheme="minorHAnsi"/>
+          <w:sz w:val="22"/>
+          <w:szCs w:val="22"/>
+        </w:rPr>
+        <w:br/>
+      </w:r>
+      <w:r>
+        <w:rPr>
+          <w:rStyle w:val="HTMLCode"/>
+          <w:rFonts w:asciiTheme="minorHAnsi" w:hAnsiTheme="minorHAnsi" w:cstheme="minorHAnsi"/>
+          <w:sz w:val="22"/>
+          <w:szCs w:val="22"/>
+        </w:rPr>
+        <w:t xml:space="preserve">  providers:[</w:t>
+      </w:r>
+      <w:r>
+        <w:rPr>
+          <w:rStyle w:val="m"/>
+          <w:rFonts w:asciiTheme="minorHAnsi" w:hAnsiTheme="minorHAnsi" w:cstheme="minorHAnsi"/>
+          <w:sz w:val="22"/>
+          <w:szCs w:val="22"/>
+        </w:rPr>
+        <w:t>OrderService</w:t>
+      </w:r>
+      <w:r>
+        <w:rPr>
+          <w:rStyle w:val="HTMLCode"/>
+          <w:rFonts w:asciiTheme="minorHAnsi" w:hAnsiTheme="minorHAnsi" w:cstheme="minorHAnsi"/>
+          <w:sz w:val="22"/>
+          <w:szCs w:val="22"/>
+        </w:rPr>
+        <w:t>]</w:t>
+      </w:r>
+      <w:r>
+        <w:rPr>
+          <w:rFonts w:asciiTheme="minorHAnsi" w:hAnsiTheme="minorHAnsi" w:cstheme="minorHAnsi"/>
+          <w:sz w:val="22"/>
+          <w:szCs w:val="22"/>
+        </w:rPr>
+        <w:br/>
+      </w:r>
+      <w:r>
+        <w:rPr>
+          <w:rStyle w:val="HTMLCode"/>
+          <w:rFonts w:asciiTheme="minorHAnsi" w:hAnsiTheme="minorHAnsi" w:cstheme="minorHAnsi"/>
+          <w:sz w:val="22"/>
+          <w:szCs w:val="22"/>
+        </w:rPr>
+        <w:t>})</w:t>
+      </w:r>
+      <w:bookmarkStart w:id="0" w:name="_GoBack"/>
+      <w:bookmarkEnd w:id="0"/>
+      <w:r>
+        <w:rPr>
+          <w:rFonts w:asciiTheme="minorHAnsi" w:hAnsiTheme="minorHAnsi" w:cstheme="minorHAnsi"/>
+          <w:sz w:val="22"/>
+          <w:szCs w:val="22"/>
+        </w:rPr>
+        <w:br/>
+      </w:r>
+      <w:r>
+        <w:rPr>
+          <w:rStyle w:val="g"/>
+          <w:rFonts w:asciiTheme="minorHAnsi" w:hAnsiTheme="minorHAnsi" w:cstheme="minorHAnsi"/>
+          <w:sz w:val="22"/>
+          <w:szCs w:val="22"/>
+        </w:rPr>
+        <w:t>export</w:t>
+      </w:r>
+      <w:r>
+        <w:rPr>
+          <w:rStyle w:val="HTMLCode"/>
+          <w:rFonts w:asciiTheme="minorHAnsi" w:hAnsiTheme="minorHAnsi" w:cstheme="minorHAnsi"/>
+          <w:sz w:val="22"/>
+          <w:szCs w:val="22"/>
+        </w:rPr>
+        <w:t xml:space="preserve"> </w:t>
+      </w:r>
+      <w:r>
+        <w:rPr>
+          <w:rStyle w:val="g"/>
+          <w:rFonts w:asciiTheme="minorHAnsi" w:hAnsiTheme="minorHAnsi" w:cstheme="minorHAnsi"/>
+          <w:sz w:val="22"/>
+          <w:szCs w:val="22"/>
+        </w:rPr>
+        <w:t>class</w:t>
+      </w:r>
+      <w:r>
+        <w:rPr>
+          <w:rStyle w:val="HTMLCode"/>
+          <w:rFonts w:asciiTheme="minorHAnsi" w:hAnsiTheme="minorHAnsi" w:cstheme="minorHAnsi"/>
+          <w:sz w:val="22"/>
+          <w:szCs w:val="22"/>
+        </w:rPr>
+        <w:t xml:space="preserve"> </w:t>
+      </w:r>
+      <w:r>
+        <w:rPr>
+          <w:rStyle w:val="l"/>
+          <w:rFonts w:asciiTheme="minorHAnsi" w:hAnsiTheme="minorHAnsi" w:cstheme="minorHAnsi"/>
+          <w:sz w:val="22"/>
+          <w:szCs w:val="22"/>
+        </w:rPr>
+        <w:t>OrdersModule</w:t>
+      </w:r>
+      <w:r>
+        <w:rPr>
+          <w:rStyle w:val="HTMLCode"/>
+          <w:rFonts w:asciiTheme="minorHAnsi" w:hAnsiTheme="minorHAnsi" w:cstheme="minorHAnsi"/>
+          <w:sz w:val="22"/>
+          <w:szCs w:val="22"/>
+        </w:rPr>
+        <w:t xml:space="preserve"> {}</w:t>
+      </w:r>
+    </w:p>
+    <w:p>
+      <w:pPr>
+        <w:pStyle w:val="NormalWeb"/>
+        <w:rPr>
+          <w:rFonts w:asciiTheme="minorHAnsi" w:hAnsiTheme="minorHAnsi" w:cstheme="minorHAnsi"/>
+          <w:sz w:val="22"/>
+          <w:szCs w:val="22"/>
+        </w:rPr>
+      </w:pPr>
+      <w:r>
+        <w:rPr>
+          <w:rFonts w:asciiTheme="minorHAnsi" w:hAnsiTheme="minorHAnsi" w:cstheme="minorHAnsi"/>
+          <w:sz w:val="22"/>
+          <w:szCs w:val="22"/>
+        </w:rPr>
+        <w:t>When lazy loaded:</w:t>
+      </w:r>
+    </w:p>
+    <w:p>
+      <w:pPr>
+        <w:pStyle w:val="HTMLPreformatted"/>
+        <w:rPr>
+          <w:rFonts w:asciiTheme="minorHAnsi" w:hAnsiTheme="minorHAnsi" w:cstheme="minorHAnsi"/>
+          <w:sz w:val="22"/>
+          <w:szCs w:val="22"/>
+        </w:rPr>
+      </w:pPr>
+      <w:r>
+        <w:rPr>
+          <w:rStyle w:val="HTMLCode"/>
+          <w:rFonts w:asciiTheme="minorHAnsi" w:hAnsiTheme="minorHAnsi" w:cstheme="minorHAnsi"/>
+          <w:sz w:val="22"/>
+          <w:szCs w:val="22"/>
+        </w:rPr>
+        <w:t>Root Injector</w:t>
+      </w:r>
+      <w:r>
+        <w:rPr>
+          <w:rFonts w:asciiTheme="minorHAnsi" w:hAnsiTheme="minorHAnsi" w:cstheme="minorHAnsi"/>
+          <w:sz w:val="22"/>
+          <w:szCs w:val="22"/>
+        </w:rPr>
+        <w:br/>
+      </w:r>
+      <w:r>
+        <w:rPr>
+          <w:rStyle w:val="HTMLCode"/>
+          <w:rFonts w:asciiTheme="minorHAnsi" w:hAnsiTheme="minorHAnsi" w:cstheme="minorHAnsi"/>
+          <w:sz w:val="22"/>
+          <w:szCs w:val="22"/>
+        </w:rPr>
+        <w:t xml:space="preserve">      │</w:t>
+      </w:r>
+      <w:r>
+        <w:rPr>
+          <w:rFonts w:asciiTheme="minorHAnsi" w:hAnsiTheme="minorHAnsi" w:cstheme="minorHAnsi"/>
+          <w:sz w:val="22"/>
+          <w:szCs w:val="22"/>
+        </w:rPr>
+        <w:br/>
+      </w:r>
+      <w:r>
+        <w:rPr>
+          <w:rStyle w:val="HTMLCode"/>
+          <w:rFonts w:asciiTheme="minorHAnsi" w:hAnsiTheme="minorHAnsi" w:cstheme="minorHAnsi"/>
+          <w:sz w:val="22"/>
+          <w:szCs w:val="22"/>
+        </w:rPr>
+        <w:t xml:space="preserve"> Lazy Module Injector</w:t>
+      </w:r>
+    </w:p>
+    <w:p>
+      <w:pPr>
+        <w:pStyle w:val="NormalWeb"/>
+        <w:rPr>
+          <w:rFonts w:asciiTheme="minorHAnsi" w:hAnsiTheme="minorHAnsi" w:cstheme="minorHAnsi"/>
+          <w:sz w:val="22"/>
+          <w:szCs w:val="22"/>
+        </w:rPr>
+      </w:pPr>
+      <w:r>
+        <w:rPr>
+          <w:rFonts w:asciiTheme="minorHAnsi" w:hAnsiTheme="minorHAnsi" w:cstheme="minorHAnsi"/>
+          <w:sz w:val="22"/>
+          <w:szCs w:val="22"/>
+        </w:rPr>
+        <w:t xml:space="preserve">A separate instance of </w:t>
+      </w:r>
+      <w:r>
+        <w:rPr>
+          <w:rStyle w:val="HTMLCode"/>
+          <w:rFonts w:asciiTheme="minorHAnsi" w:hAnsiTheme="minorHAnsi" w:cstheme="minorHAnsi"/>
+          <w:sz w:val="22"/>
+          <w:szCs w:val="22"/>
+        </w:rPr>
+        <w:t>OrderService</w:t>
+      </w:r>
+      <w:r>
+        <w:rPr>
+          <w:rFonts w:asciiTheme="minorHAnsi" w:hAnsiTheme="minorHAnsi" w:cstheme="minorHAnsi"/>
+          <w:sz w:val="22"/>
+          <w:szCs w:val="22"/>
+        </w:rPr>
+        <w:t xml:space="preserve"> is created.</w:t>
+      </w:r>
+    </w:p>
+    <w:p>
+      <w:pPr>
+        <w:rPr>
+          <w:rFonts w:cstheme="minorHAnsi"/>
+        </w:rPr>
+      </w:pPr>
+      <w:r>
+        <w:rPr>
+          <w:rFonts w:cstheme="minorHAnsi"/>
+        </w:rPr>
+        <w:pict>
+          <v:rect id="_x0000_i1055" style="width:0;height:1.5pt" o:hralign="center" o:hrstd="t" o:hr="t" fillcolor="#a0a0a0" stroked="f"/>
+        </w:pict>
+      </w:r>
+    </w:p>
+    <w:p>
+      <w:pPr>
+        <w:pStyle w:val="Heading2"/>
+        <w:rPr>
+          <w:rFonts w:asciiTheme="minorHAnsi" w:hAnsiTheme="minorHAnsi" w:cstheme="minorHAnsi"/>
+          <w:sz w:val="22"/>
+          <w:szCs w:val="22"/>
+        </w:rPr>
+      </w:pPr>
+      <w:r>
+        <w:rPr>
+          <w:rFonts w:asciiTheme="minorHAnsi" w:hAnsiTheme="minorHAnsi" w:cstheme="minorHAnsi"/>
+          <w:sz w:val="22"/>
+          <w:szCs w:val="22"/>
+        </w:rPr>
+        <w:t>5. Element Injector (Component/Directive Injector)</w:t>
+      </w:r>
+    </w:p>
+    <w:p>
+      <w:pPr>
+        <w:pStyle w:val="NormalWeb"/>
+        <w:rPr>
+          <w:rFonts w:asciiTheme="minorHAnsi" w:hAnsiTheme="minorHAnsi" w:cstheme="minorHAnsi"/>
+          <w:sz w:val="22"/>
+          <w:szCs w:val="22"/>
+        </w:rPr>
+      </w:pPr>
+      <w:r>
+        <w:rPr>
+          <w:rFonts w:asciiTheme="minorHAnsi" w:hAnsiTheme="minorHAnsi" w:cstheme="minorHAnsi"/>
+          <w:sz w:val="22"/>
+          <w:szCs w:val="22"/>
+        </w:rPr>
+        <w:t>Created automatically for:</w:t>
+      </w:r>
+    </w:p>
+    <w:p>
+      <w:pPr>
+        <w:numPr>
+          <w:ilvl w:val="0"/>
+          <w:numId w:val="13"/>
+        </w:numPr>
+        <w:spacing w:before="100" w:beforeAutospacing="1" w:after="100" w:afterAutospacing="1" w:line="240" w:lineRule="auto"/>
+        <w:rPr>
+          <w:rFonts w:cstheme="minorHAnsi"/>
+        </w:rPr>
+      </w:pPr>
+      <w:r>
+        <w:rPr>
+          <w:rFonts w:cstheme="minorHAnsi"/>
+        </w:rPr>
+        <w:t xml:space="preserve">Components </w:t>
+      </w:r>
+    </w:p>
+    <w:p>
+      <w:pPr>
+        <w:numPr>
+          <w:ilvl w:val="0"/>
+          <w:numId w:val="13"/>
+        </w:numPr>
+        <w:spacing w:before="100" w:beforeAutospacing="1" w:after="100" w:afterAutospacing="1" w:line="240" w:lineRule="auto"/>
+        <w:rPr>
+          <w:rFonts w:cstheme="minorHAnsi"/>
+        </w:rPr>
+      </w:pPr>
+      <w:r>
+        <w:rPr>
+          <w:rFonts w:cstheme="minorHAnsi"/>
+        </w:rPr>
+        <w:t xml:space="preserve">Directives </w:t>
+      </w:r>
+    </w:p>
+    <w:p>
+      <w:pPr>
+        <w:pStyle w:val="NormalWeb"/>
+        <w:rPr>
+          <w:rFonts w:asciiTheme="minorHAnsi" w:hAnsiTheme="minorHAnsi" w:cstheme="minorHAnsi"/>
+          <w:sz w:val="22"/>
+          <w:szCs w:val="22"/>
+        </w:rPr>
+      </w:pPr>
+      <w:r>
+        <w:rPr>
+          <w:rFonts w:asciiTheme="minorHAnsi" w:hAnsiTheme="minorHAnsi" w:cstheme="minorHAnsi"/>
+          <w:sz w:val="22"/>
+          <w:szCs w:val="22"/>
+        </w:rPr>
+        <w:t>Example:</w:t>
+      </w:r>
+    </w:p>
+    <w:p>
+      <w:pPr>
+        <w:pStyle w:val="HTMLPreformatted"/>
+        <w:rPr>
+          <w:rFonts w:asciiTheme="minorHAnsi" w:hAnsiTheme="minorHAnsi" w:cstheme="minorHAnsi"/>
+          <w:sz w:val="22"/>
+          <w:szCs w:val="22"/>
+        </w:rPr>
+      </w:pPr>
+      <w:r>
+        <w:rPr>
+          <w:rStyle w:val="f"/>
+          <w:rFonts w:asciiTheme="minorHAnsi" w:hAnsiTheme="minorHAnsi" w:cstheme="minorHAnsi"/>
+          <w:sz w:val="22"/>
+          <w:szCs w:val="22"/>
+        </w:rPr>
+        <w:t>@</w:t>
+      </w:r>
+      <w:r>
+        <w:rPr>
+          <w:rStyle w:val="m"/>
+          <w:rFonts w:asciiTheme="minorHAnsi" w:hAnsiTheme="minorHAnsi" w:cstheme="minorHAnsi"/>
+          <w:sz w:val="22"/>
+          <w:szCs w:val="22"/>
+        </w:rPr>
+        <w:t>Component</w:t>
+      </w:r>
+      <w:r>
+        <w:rPr>
+          <w:rStyle w:val="HTMLCode"/>
+          <w:rFonts w:asciiTheme="minorHAnsi" w:hAnsiTheme="minorHAnsi" w:cstheme="minorHAnsi"/>
+          <w:sz w:val="22"/>
+          <w:szCs w:val="22"/>
+        </w:rPr>
+        <w:t>({</w:t>
+      </w:r>
+      <w:r>
+        <w:rPr>
+          <w:rFonts w:asciiTheme="minorHAnsi" w:hAnsiTheme="minorHAnsi" w:cstheme="minorHAnsi"/>
+          <w:sz w:val="22"/>
+          <w:szCs w:val="22"/>
+        </w:rPr>
+        <w:br/>
+      </w:r>
+      <w:r>
+        <w:rPr>
+          <w:rStyle w:val="HTMLCode"/>
+          <w:rFonts w:asciiTheme="minorHAnsi" w:hAnsiTheme="minorHAnsi" w:cstheme="minorHAnsi"/>
+          <w:sz w:val="22"/>
+          <w:szCs w:val="22"/>
+        </w:rPr>
+        <w:t xml:space="preserve">  providers:[</w:t>
+      </w:r>
+      <w:r>
+        <w:rPr>
+          <w:rStyle w:val="m"/>
+          <w:rFonts w:asciiTheme="minorHAnsi" w:hAnsiTheme="minorHAnsi" w:cstheme="minorHAnsi"/>
+          <w:sz w:val="22"/>
+          <w:szCs w:val="22"/>
+        </w:rPr>
+        <w:t>UserService</w:t>
+      </w:r>
+      <w:r>
+        <w:rPr>
+          <w:rStyle w:val="HTMLCode"/>
+          <w:rFonts w:asciiTheme="minorHAnsi" w:hAnsiTheme="minorHAnsi" w:cstheme="minorHAnsi"/>
+          <w:sz w:val="22"/>
+          <w:szCs w:val="22"/>
+        </w:rPr>
+        <w:t>]</w:t>
+      </w:r>
+      <w:r>
+        <w:rPr>
+          <w:rFonts w:asciiTheme="minorHAnsi" w:hAnsiTheme="minorHAnsi" w:cstheme="minorHAnsi"/>
+          <w:sz w:val="22"/>
+          <w:szCs w:val="22"/>
+        </w:rPr>
+        <w:br/>
+      </w:r>
+      <w:r>
+        <w:rPr>
+          <w:rStyle w:val="HTMLCode"/>
+          <w:rFonts w:asciiTheme="minorHAnsi" w:hAnsiTheme="minorHAnsi" w:cstheme="minorHAnsi"/>
+          <w:sz w:val="22"/>
+          <w:szCs w:val="22"/>
+        </w:rPr>
+        <w:t>})</w:t>
+      </w:r>
+      <w:r>
+        <w:rPr>
+          <w:rFonts w:asciiTheme="minorHAnsi" w:hAnsiTheme="minorHAnsi" w:cstheme="minorHAnsi"/>
+          <w:sz w:val="22"/>
+          <w:szCs w:val="22"/>
+        </w:rPr>
+        <w:br/>
+      </w:r>
+      <w:r>
+        <w:rPr>
+          <w:rStyle w:val="g"/>
+          <w:rFonts w:asciiTheme="minorHAnsi" w:hAnsiTheme="minorHAnsi" w:cstheme="minorHAnsi"/>
+          <w:sz w:val="22"/>
+          <w:szCs w:val="22"/>
+        </w:rPr>
+        <w:t>export</w:t>
+      </w:r>
+      <w:r>
+        <w:rPr>
+          <w:rStyle w:val="HTMLCode"/>
+          <w:rFonts w:asciiTheme="minorHAnsi" w:hAnsiTheme="minorHAnsi" w:cstheme="minorHAnsi"/>
+          <w:sz w:val="22"/>
+          <w:szCs w:val="22"/>
+        </w:rPr>
+        <w:t xml:space="preserve"> </w:t>
+      </w:r>
+      <w:r>
+        <w:rPr>
+          <w:rStyle w:val="g"/>
+          <w:rFonts w:asciiTheme="minorHAnsi" w:hAnsiTheme="minorHAnsi" w:cstheme="minorHAnsi"/>
+          <w:sz w:val="22"/>
+          <w:szCs w:val="22"/>
+        </w:rPr>
+        <w:t>class</w:t>
+      </w:r>
+      <w:r>
+        <w:rPr>
+          <w:rStyle w:val="HTMLCode"/>
+          <w:rFonts w:asciiTheme="minorHAnsi" w:hAnsiTheme="minorHAnsi" w:cstheme="minorHAnsi"/>
+          <w:sz w:val="22"/>
+          <w:szCs w:val="22"/>
+        </w:rPr>
+        <w:t xml:space="preserve"> </w:t>
+      </w:r>
+      <w:r>
+        <w:rPr>
+          <w:rStyle w:val="l"/>
+          <w:rFonts w:asciiTheme="minorHAnsi" w:hAnsiTheme="minorHAnsi" w:cstheme="minorHAnsi"/>
+          <w:sz w:val="22"/>
+          <w:szCs w:val="22"/>
+        </w:rPr>
+        <w:t>ParentComponent</w:t>
+      </w:r>
+      <w:r>
+        <w:rPr>
+          <w:rStyle w:val="HTMLCode"/>
+          <w:rFonts w:asciiTheme="minorHAnsi" w:hAnsiTheme="minorHAnsi" w:cstheme="minorHAnsi"/>
+          <w:sz w:val="22"/>
+          <w:szCs w:val="22"/>
+        </w:rPr>
+        <w:t xml:space="preserve"> {}</w:t>
+      </w:r>
+    </w:p>
+    <w:p>
+      <w:pPr>
+        <w:pStyle w:val="NormalWeb"/>
+        <w:rPr>
+          <w:rFonts w:asciiTheme="minorHAnsi" w:hAnsiTheme="minorHAnsi" w:cstheme="minorHAnsi"/>
+          <w:sz w:val="22"/>
+          <w:szCs w:val="22"/>
+        </w:rPr>
+      </w:pPr>
+      <w:r>
+        <w:rPr>
+          <w:rFonts w:asciiTheme="minorHAnsi" w:hAnsiTheme="minorHAnsi" w:cstheme="minorHAnsi"/>
+          <w:sz w:val="22"/>
+          <w:szCs w:val="22"/>
+        </w:rPr>
+        <w:t>Angular creates:</w:t>
+      </w:r>
+    </w:p>
+    <w:p>
+      <w:pPr>
+        <w:pStyle w:val="HTMLPreformatted"/>
+        <w:rPr>
+          <w:rFonts w:asciiTheme="minorHAnsi" w:hAnsiTheme="minorHAnsi" w:cstheme="minorHAnsi"/>
+          <w:sz w:val="22"/>
+          <w:szCs w:val="22"/>
+        </w:rPr>
+      </w:pPr>
+      <w:r>
+        <w:rPr>
+          <w:rStyle w:val="HTMLCode"/>
+          <w:rFonts w:asciiTheme="minorHAnsi" w:hAnsiTheme="minorHAnsi" w:cstheme="minorHAnsi"/>
+          <w:sz w:val="22"/>
+          <w:szCs w:val="22"/>
+        </w:rPr>
+        <w:t>Root Injector</w:t>
+      </w:r>
+      <w:r>
+        <w:rPr>
+          <w:rFonts w:asciiTheme="minorHAnsi" w:hAnsiTheme="minorHAnsi" w:cstheme="minorHAnsi"/>
+          <w:sz w:val="22"/>
+          <w:szCs w:val="22"/>
+        </w:rPr>
+        <w:br/>
+      </w:r>
+      <w:r>
+        <w:rPr>
+          <w:rStyle w:val="HTMLCode"/>
+          <w:rFonts w:asciiTheme="minorHAnsi" w:hAnsiTheme="minorHAnsi" w:cstheme="minorHAnsi"/>
+          <w:sz w:val="22"/>
+          <w:szCs w:val="22"/>
+        </w:rPr>
+        <w:t xml:space="preserve">      │</w:t>
+      </w:r>
+      <w:r>
+        <w:rPr>
+          <w:rFonts w:asciiTheme="minorHAnsi" w:hAnsiTheme="minorHAnsi" w:cstheme="minorHAnsi"/>
+          <w:sz w:val="22"/>
+          <w:szCs w:val="22"/>
+        </w:rPr>
+        <w:br/>
+      </w:r>
+      <w:r>
+        <w:rPr>
+          <w:rStyle w:val="HTMLCode"/>
+          <w:rFonts w:asciiTheme="minorHAnsi" w:hAnsiTheme="minorHAnsi" w:cstheme="minorHAnsi"/>
+          <w:sz w:val="22"/>
+          <w:szCs w:val="22"/>
+        </w:rPr>
+        <w:t xml:space="preserve"> Parent Element Injector</w:t>
+      </w:r>
+      <w:r>
+        <w:rPr>
+          <w:rFonts w:asciiTheme="minorHAnsi" w:hAnsiTheme="minorHAnsi" w:cstheme="minorHAnsi"/>
+          <w:sz w:val="22"/>
+          <w:szCs w:val="22"/>
+        </w:rPr>
+        <w:br/>
+      </w:r>
+      <w:r>
+        <w:rPr>
+          <w:rStyle w:val="HTMLCode"/>
+          <w:rFonts w:asciiTheme="minorHAnsi" w:hAnsiTheme="minorHAnsi" w:cstheme="minorHAnsi"/>
+          <w:sz w:val="22"/>
+          <w:szCs w:val="22"/>
+        </w:rPr>
+        <w:t xml:space="preserve">      │</w:t>
+      </w:r>
+      <w:r>
+        <w:rPr>
+          <w:rFonts w:asciiTheme="minorHAnsi" w:hAnsiTheme="minorHAnsi" w:cstheme="minorHAnsi"/>
+          <w:sz w:val="22"/>
+          <w:szCs w:val="22"/>
+        </w:rPr>
+        <w:br/>
+      </w:r>
+      <w:r>
+        <w:rPr>
+          <w:rStyle w:val="HTMLCode"/>
+          <w:rFonts w:asciiTheme="minorHAnsi" w:hAnsiTheme="minorHAnsi" w:cstheme="minorHAnsi"/>
+          <w:sz w:val="22"/>
+          <w:szCs w:val="22"/>
+        </w:rPr>
+        <w:t xml:space="preserve"> Child Element Injector</w:t>
+      </w:r>
+    </w:p>
+    <w:p>
+      <w:pPr>
+        <w:pStyle w:val="NormalWeb"/>
+        <w:rPr>
+          <w:rFonts w:asciiTheme="minorHAnsi" w:hAnsiTheme="minorHAnsi" w:cstheme="minorHAnsi"/>
+          <w:sz w:val="22"/>
+          <w:szCs w:val="22"/>
+        </w:rPr>
+      </w:pPr>
+      <w:r>
+        <w:rPr>
+          <w:rFonts w:asciiTheme="minorHAnsi" w:hAnsiTheme="minorHAnsi" w:cstheme="minorHAnsi"/>
+          <w:sz w:val="22"/>
+          <w:szCs w:val="22"/>
+        </w:rPr>
+        <w:t>When Child requests:</w:t>
+      </w:r>
+    </w:p>
+    <w:p>
+      <w:pPr>
+        <w:pStyle w:val="HTMLPreformatted"/>
+        <w:rPr>
+          <w:rFonts w:asciiTheme="minorHAnsi" w:hAnsiTheme="minorHAnsi" w:cstheme="minorHAnsi"/>
+          <w:sz w:val="22"/>
+          <w:szCs w:val="22"/>
+        </w:rPr>
+      </w:pPr>
+      <w:r>
+        <w:rPr>
+          <w:rStyle w:val="m"/>
+          <w:rFonts w:asciiTheme="minorHAnsi" w:hAnsiTheme="minorHAnsi" w:cstheme="minorHAnsi"/>
+          <w:sz w:val="22"/>
+          <w:szCs w:val="22"/>
+        </w:rPr>
+        <w:t>constructor</w:t>
+      </w:r>
+      <w:r>
+        <w:rPr>
+          <w:rStyle w:val="HTMLCode"/>
+          <w:rFonts w:asciiTheme="minorHAnsi" w:hAnsiTheme="minorHAnsi" w:cstheme="minorHAnsi"/>
+          <w:sz w:val="22"/>
+          <w:szCs w:val="22"/>
+        </w:rPr>
+        <w:t>(</w:t>
+      </w:r>
+      <w:r>
+        <w:rPr>
+          <w:rStyle w:val="m"/>
+          <w:rFonts w:asciiTheme="minorHAnsi" w:hAnsiTheme="minorHAnsi" w:cstheme="minorHAnsi"/>
+          <w:sz w:val="22"/>
+          <w:szCs w:val="22"/>
+        </w:rPr>
+        <w:t xml:space="preserve">private </w:t>
+      </w:r>
+      <w:r>
+        <w:rPr>
+          <w:rStyle w:val="o"/>
+          <w:rFonts w:asciiTheme="minorHAnsi" w:hAnsiTheme="minorHAnsi" w:cstheme="minorHAnsi"/>
+          <w:sz w:val="22"/>
+          <w:szCs w:val="22"/>
+        </w:rPr>
+        <w:t>userService</w:t>
+      </w:r>
+      <w:r>
+        <w:rPr>
+          <w:rStyle w:val="HTMLCode"/>
+          <w:rFonts w:asciiTheme="minorHAnsi" w:hAnsiTheme="minorHAnsi" w:cstheme="minorHAnsi"/>
+          <w:sz w:val="22"/>
+          <w:szCs w:val="22"/>
+        </w:rPr>
+        <w:t xml:space="preserve">: </w:t>
+      </w:r>
+      <w:r>
+        <w:rPr>
+          <w:rStyle w:val="m"/>
+          <w:rFonts w:asciiTheme="minorHAnsi" w:hAnsiTheme="minorHAnsi" w:cstheme="minorHAnsi"/>
+          <w:sz w:val="22"/>
+          <w:szCs w:val="22"/>
+        </w:rPr>
+        <w:t>UserService</w:t>
+      </w:r>
+      <w:r>
+        <w:rPr>
+          <w:rStyle w:val="HTMLCode"/>
+          <w:rFonts w:asciiTheme="minorHAnsi" w:hAnsiTheme="minorHAnsi" w:cstheme="minorHAnsi"/>
+          <w:sz w:val="22"/>
+          <w:szCs w:val="22"/>
+        </w:rPr>
+        <w:t>){}</w:t>
+      </w:r>
+    </w:p>
+    <w:p>
+      <w:pPr>
+        <w:pStyle w:val="NormalWeb"/>
+        <w:rPr>
+          <w:rFonts w:asciiTheme="minorHAnsi" w:hAnsiTheme="minorHAnsi" w:cstheme="minorHAnsi"/>
+          <w:sz w:val="22"/>
+          <w:szCs w:val="22"/>
+        </w:rPr>
+      </w:pPr>
+      <w:r>
+        <w:rPr>
+          <w:rFonts w:asciiTheme="minorHAnsi" w:hAnsiTheme="minorHAnsi" w:cstheme="minorHAnsi"/>
+          <w:sz w:val="22"/>
+          <w:szCs w:val="22"/>
+        </w:rPr>
+        <w:t>Angular searches:</w:t>
+      </w:r>
+    </w:p>
+    <w:p>
+      <w:pPr>
+        <w:pStyle w:val="HTMLPreformatted"/>
+        <w:rPr>
+          <w:rFonts w:asciiTheme="minorHAnsi" w:hAnsiTheme="minorHAnsi" w:cstheme="minorHAnsi"/>
+          <w:sz w:val="22"/>
+          <w:szCs w:val="22"/>
+        </w:rPr>
+      </w:pPr>
+      <w:r>
+        <w:rPr>
+          <w:rStyle w:val="HTMLCode"/>
+          <w:rFonts w:asciiTheme="minorHAnsi" w:hAnsiTheme="minorHAnsi" w:cstheme="minorHAnsi"/>
+          <w:sz w:val="22"/>
+          <w:szCs w:val="22"/>
+        </w:rPr>
+        <w:lastRenderedPageBreak/>
+        <w:t xml:space="preserve">Child Injector </w:t>
+      </w:r>
+      <w:r>
+        <w:rPr>
+          <w:rStyle w:val="HTMLCode"/>
+          <w:rFonts w:ascii="Segoe UI Symbol" w:hAnsi="Segoe UI Symbol" w:cs="Segoe UI Symbol"/>
+          <w:sz w:val="22"/>
+          <w:szCs w:val="22"/>
+        </w:rPr>
+        <w:t>❌</w:t>
+      </w:r>
+      <w:r>
+        <w:rPr>
+          <w:rFonts w:asciiTheme="minorHAnsi" w:hAnsiTheme="minorHAnsi" w:cstheme="minorHAnsi"/>
+          <w:sz w:val="22"/>
+          <w:szCs w:val="22"/>
+        </w:rPr>
+        <w:br/>
+      </w:r>
+      <w:r>
+        <w:rPr>
+          <w:rStyle w:val="HTMLCode"/>
+          <w:rFonts w:asciiTheme="minorHAnsi" w:hAnsiTheme="minorHAnsi" w:cstheme="minorHAnsi"/>
+          <w:sz w:val="22"/>
+          <w:szCs w:val="22"/>
+        </w:rPr>
+        <w:t xml:space="preserve">Parent Injector </w:t>
+      </w:r>
+      <w:r>
+        <w:rPr>
+          <w:rStyle w:val="HTMLCode"/>
+          <w:rFonts w:ascii="Segoe UI Symbol" w:hAnsi="Segoe UI Symbol" w:cs="Segoe UI Symbol"/>
+          <w:sz w:val="22"/>
+          <w:szCs w:val="22"/>
+        </w:rPr>
+        <w:t>✅</w:t>
+      </w:r>
+    </w:p>
+    <w:p>
+      <w:pPr>
+        <w:pStyle w:val="NormalWeb"/>
+        <w:rPr>
+          <w:rFonts w:asciiTheme="minorHAnsi" w:hAnsiTheme="minorHAnsi" w:cstheme="minorHAnsi"/>
+          <w:sz w:val="22"/>
+          <w:szCs w:val="22"/>
+        </w:rPr>
+      </w:pPr>
+      <w:r>
+        <w:rPr>
+          <w:rFonts w:asciiTheme="minorHAnsi" w:hAnsiTheme="minorHAnsi" w:cstheme="minorHAnsi"/>
+          <w:sz w:val="22"/>
+          <w:szCs w:val="22"/>
+        </w:rPr>
+        <w:t>and returns the parent's instance.</w:t>
+      </w:r>
+    </w:p>
+    <w:p>
+      <w:pPr>
+        <w:rPr>
+          <w:rFonts w:cstheme="minorHAnsi"/>
+        </w:rPr>
+      </w:pPr>
+      <w:r>
+        <w:rPr>
+          <w:rFonts w:cstheme="minorHAnsi"/>
+        </w:rPr>
+        <w:pict>
+          <v:rect id="_x0000_i1056" style="width:0;height:1.5pt" o:hralign="center" o:hrstd="t" o:hr="t" fillcolor="#a0a0a0" stroked="f"/>
+        </w:pict>
+      </w:r>
+    </w:p>
+    <w:p>
+      <w:pPr>
+        <w:pStyle w:val="Heading2"/>
+        <w:rPr>
+          <w:rFonts w:asciiTheme="minorHAnsi" w:hAnsiTheme="minorHAnsi" w:cstheme="minorHAnsi"/>
+          <w:sz w:val="22"/>
+          <w:szCs w:val="22"/>
+        </w:rPr>
+      </w:pPr>
+      <w:r>
+        <w:rPr>
+          <w:rFonts w:asciiTheme="minorHAnsi" w:hAnsiTheme="minorHAnsi" w:cstheme="minorHAnsi"/>
+          <w:sz w:val="22"/>
+          <w:szCs w:val="22"/>
+        </w:rPr>
+        <w:t>Real Search Process</w:t>
+      </w:r>
+    </w:p>
+    <w:p>
+      <w:pPr>
+        <w:pStyle w:val="NormalWeb"/>
+        <w:rPr>
+          <w:rFonts w:asciiTheme="minorHAnsi" w:hAnsiTheme="minorHAnsi" w:cstheme="minorHAnsi"/>
+          <w:sz w:val="22"/>
+          <w:szCs w:val="22"/>
+        </w:rPr>
+      </w:pPr>
+      <w:r>
+        <w:rPr>
+          <w:rFonts w:asciiTheme="minorHAnsi" w:hAnsiTheme="minorHAnsi" w:cstheme="minorHAnsi"/>
+          <w:sz w:val="22"/>
+          <w:szCs w:val="22"/>
+        </w:rPr>
+        <w:t>Suppose:</w:t>
+      </w:r>
+    </w:p>
+    <w:p>
+      <w:pPr>
+        <w:pStyle w:val="HTMLPreformatted"/>
+        <w:rPr>
+          <w:rFonts w:asciiTheme="minorHAnsi" w:hAnsiTheme="minorHAnsi" w:cstheme="minorHAnsi"/>
+          <w:sz w:val="22"/>
+          <w:szCs w:val="22"/>
+        </w:rPr>
+      </w:pPr>
+      <w:r>
+        <w:rPr>
+          <w:rStyle w:val="m"/>
+          <w:rFonts w:asciiTheme="minorHAnsi" w:hAnsiTheme="minorHAnsi" w:cstheme="minorHAnsi"/>
+          <w:sz w:val="22"/>
+          <w:szCs w:val="22"/>
+        </w:rPr>
+        <w:t>constructor</w:t>
+      </w:r>
+      <w:r>
+        <w:rPr>
+          <w:rStyle w:val="HTMLCode"/>
+          <w:rFonts w:asciiTheme="minorHAnsi" w:hAnsiTheme="minorHAnsi" w:cstheme="minorHAnsi"/>
+          <w:sz w:val="22"/>
+          <w:szCs w:val="22"/>
+        </w:rPr>
+        <w:t>(</w:t>
+      </w:r>
+      <w:r>
+        <w:rPr>
+          <w:rStyle w:val="m"/>
+          <w:rFonts w:asciiTheme="minorHAnsi" w:hAnsiTheme="minorHAnsi" w:cstheme="minorHAnsi"/>
+          <w:sz w:val="22"/>
+          <w:szCs w:val="22"/>
+        </w:rPr>
+        <w:t xml:space="preserve">private </w:t>
+      </w:r>
+      <w:r>
+        <w:rPr>
+          <w:rStyle w:val="o"/>
+          <w:rFonts w:asciiTheme="minorHAnsi" w:hAnsiTheme="minorHAnsi" w:cstheme="minorHAnsi"/>
+          <w:sz w:val="22"/>
+          <w:szCs w:val="22"/>
+        </w:rPr>
+        <w:t>userService</w:t>
+      </w:r>
+      <w:r>
+        <w:rPr>
+          <w:rStyle w:val="HTMLCode"/>
+          <w:rFonts w:asciiTheme="minorHAnsi" w:hAnsiTheme="minorHAnsi" w:cstheme="minorHAnsi"/>
+          <w:sz w:val="22"/>
+          <w:szCs w:val="22"/>
+        </w:rPr>
+        <w:t xml:space="preserve">: </w:t>
+      </w:r>
+      <w:r>
+        <w:rPr>
+          <w:rStyle w:val="m"/>
+          <w:rFonts w:asciiTheme="minorHAnsi" w:hAnsiTheme="minorHAnsi" w:cstheme="minorHAnsi"/>
+          <w:sz w:val="22"/>
+          <w:szCs w:val="22"/>
+        </w:rPr>
+        <w:t>UserService</w:t>
+      </w:r>
+      <w:r>
+        <w:rPr>
+          <w:rStyle w:val="HTMLCode"/>
+          <w:rFonts w:asciiTheme="minorHAnsi" w:hAnsiTheme="minorHAnsi" w:cstheme="minorHAnsi"/>
+          <w:sz w:val="22"/>
+          <w:szCs w:val="22"/>
+        </w:rPr>
+        <w:t>)</w:t>
+      </w:r>
+      <w:r>
+        <w:rPr>
+          <w:rStyle w:val="m"/>
+          <w:rFonts w:asciiTheme="minorHAnsi" w:hAnsiTheme="minorHAnsi" w:cstheme="minorHAnsi"/>
+          <w:sz w:val="22"/>
+          <w:szCs w:val="22"/>
+        </w:rPr>
+        <w:t xml:space="preserve"> </w:t>
+      </w:r>
+      <w:r>
+        <w:rPr>
+          <w:rStyle w:val="HTMLCode"/>
+          <w:rFonts w:asciiTheme="minorHAnsi" w:hAnsiTheme="minorHAnsi" w:cstheme="minorHAnsi"/>
+          <w:sz w:val="22"/>
+          <w:szCs w:val="22"/>
+        </w:rPr>
+        <w:t>{}</w:t>
+      </w:r>
+    </w:p>
+    <w:p>
+      <w:pPr>
+        <w:pStyle w:val="NormalWeb"/>
+        <w:rPr>
+          <w:rFonts w:asciiTheme="minorHAnsi" w:hAnsiTheme="minorHAnsi" w:cstheme="minorHAnsi"/>
+          <w:sz w:val="22"/>
+          <w:szCs w:val="22"/>
+        </w:rPr>
+      </w:pPr>
+      <w:r>
+        <w:rPr>
+          <w:rFonts w:asciiTheme="minorHAnsi" w:hAnsiTheme="minorHAnsi" w:cstheme="minorHAnsi"/>
+          <w:sz w:val="22"/>
+          <w:szCs w:val="22"/>
+        </w:rPr>
+        <w:t>Angular searches in this order:</w:t>
+      </w:r>
+    </w:p>
+    <w:p>
+      <w:pPr>
+        <w:pStyle w:val="HTMLPreformatted"/>
+        <w:rPr>
+          <w:rFonts w:asciiTheme="minorHAnsi" w:hAnsiTheme="minorHAnsi" w:cstheme="minorHAnsi"/>
+          <w:sz w:val="22"/>
+          <w:szCs w:val="22"/>
+        </w:rPr>
+      </w:pPr>
+      <w:r>
+        <w:rPr>
+          <w:rStyle w:val="HTMLCode"/>
+          <w:rFonts w:asciiTheme="minorHAnsi" w:hAnsiTheme="minorHAnsi" w:cstheme="minorHAnsi"/>
+          <w:sz w:val="22"/>
+          <w:szCs w:val="22"/>
+        </w:rPr>
+        <w:t>Current Component Injector</w:t>
+      </w:r>
+      <w:r>
+        <w:rPr>
+          <w:rFonts w:asciiTheme="minorHAnsi" w:hAnsiTheme="minorHAnsi" w:cstheme="minorHAnsi"/>
+          <w:sz w:val="22"/>
+          <w:szCs w:val="22"/>
+        </w:rPr>
+        <w:br/>
+      </w:r>
+      <w:r>
+        <w:rPr>
+          <w:rStyle w:val="HTMLCode"/>
+          <w:rFonts w:asciiTheme="minorHAnsi" w:hAnsiTheme="minorHAnsi" w:cstheme="minorHAnsi"/>
+          <w:sz w:val="22"/>
+          <w:szCs w:val="22"/>
+        </w:rPr>
+        <w:t xml:space="preserve">        ↑</w:t>
+      </w:r>
+      <w:r>
+        <w:rPr>
+          <w:rFonts w:asciiTheme="minorHAnsi" w:hAnsiTheme="minorHAnsi" w:cstheme="minorHAnsi"/>
+          <w:sz w:val="22"/>
+          <w:szCs w:val="22"/>
+        </w:rPr>
+        <w:br/>
+      </w:r>
+      <w:r>
+        <w:rPr>
+          <w:rStyle w:val="HTMLCode"/>
+          <w:rFonts w:asciiTheme="minorHAnsi" w:hAnsiTheme="minorHAnsi" w:cstheme="minorHAnsi"/>
+          <w:sz w:val="22"/>
+          <w:szCs w:val="22"/>
+        </w:rPr>
+        <w:t>Parent Component Injector</w:t>
+      </w:r>
+      <w:r>
+        <w:rPr>
+          <w:rFonts w:asciiTheme="minorHAnsi" w:hAnsiTheme="minorHAnsi" w:cstheme="minorHAnsi"/>
+          <w:sz w:val="22"/>
+          <w:szCs w:val="22"/>
+        </w:rPr>
+        <w:br/>
+      </w:r>
+      <w:r>
+        <w:rPr>
+          <w:rStyle w:val="HTMLCode"/>
+          <w:rFonts w:asciiTheme="minorHAnsi" w:hAnsiTheme="minorHAnsi" w:cstheme="minorHAnsi"/>
+          <w:sz w:val="22"/>
+          <w:szCs w:val="22"/>
+        </w:rPr>
+        <w:t xml:space="preserve">        ↑</w:t>
+      </w:r>
+      <w:r>
+        <w:rPr>
+          <w:rFonts w:asciiTheme="minorHAnsi" w:hAnsiTheme="minorHAnsi" w:cstheme="minorHAnsi"/>
+          <w:sz w:val="22"/>
+          <w:szCs w:val="22"/>
+        </w:rPr>
+        <w:br/>
+      </w:r>
+      <w:r>
+        <w:rPr>
+          <w:rStyle w:val="HTMLCode"/>
+          <w:rFonts w:asciiTheme="minorHAnsi" w:hAnsiTheme="minorHAnsi" w:cstheme="minorHAnsi"/>
+          <w:sz w:val="22"/>
+          <w:szCs w:val="22"/>
+        </w:rPr>
+        <w:t>Module Injector</w:t>
+      </w:r>
+      <w:r>
+        <w:rPr>
+          <w:rFonts w:asciiTheme="minorHAnsi" w:hAnsiTheme="minorHAnsi" w:cstheme="minorHAnsi"/>
+          <w:sz w:val="22"/>
+          <w:szCs w:val="22"/>
+        </w:rPr>
+        <w:br/>
+      </w:r>
+      <w:r>
+        <w:rPr>
+          <w:rStyle w:val="HTMLCode"/>
+          <w:rFonts w:asciiTheme="minorHAnsi" w:hAnsiTheme="minorHAnsi" w:cstheme="minorHAnsi"/>
+          <w:sz w:val="22"/>
+          <w:szCs w:val="22"/>
+        </w:rPr>
+        <w:t xml:space="preserve">        ↑</w:t>
+      </w:r>
+      <w:r>
+        <w:rPr>
+          <w:rFonts w:asciiTheme="minorHAnsi" w:hAnsiTheme="minorHAnsi" w:cstheme="minorHAnsi"/>
+          <w:sz w:val="22"/>
+          <w:szCs w:val="22"/>
+        </w:rPr>
+        <w:br/>
+      </w:r>
+      <w:r>
+        <w:rPr>
+          <w:rStyle w:val="HTMLCode"/>
+          <w:rFonts w:asciiTheme="minorHAnsi" w:hAnsiTheme="minorHAnsi" w:cstheme="minorHAnsi"/>
+          <w:sz w:val="22"/>
+          <w:szCs w:val="22"/>
+        </w:rPr>
+        <w:t>Root Injector</w:t>
+      </w:r>
+      <w:r>
+        <w:rPr>
+          <w:rFonts w:asciiTheme="minorHAnsi" w:hAnsiTheme="minorHAnsi" w:cstheme="minorHAnsi"/>
+          <w:sz w:val="22"/>
+          <w:szCs w:val="22"/>
+        </w:rPr>
+        <w:br/>
+      </w:r>
+      <w:r>
+        <w:rPr>
+          <w:rStyle w:val="HTMLCode"/>
+          <w:rFonts w:asciiTheme="minorHAnsi" w:hAnsiTheme="minorHAnsi" w:cstheme="minorHAnsi"/>
+          <w:sz w:val="22"/>
+          <w:szCs w:val="22"/>
+        </w:rPr>
+        <w:t xml:space="preserve">        ↑</w:t>
+      </w:r>
+      <w:r>
+        <w:rPr>
+          <w:rFonts w:asciiTheme="minorHAnsi" w:hAnsiTheme="minorHAnsi" w:cstheme="minorHAnsi"/>
+          <w:sz w:val="22"/>
+          <w:szCs w:val="22"/>
+        </w:rPr>
+        <w:br/>
+      </w:r>
+      <w:r>
+        <w:rPr>
+          <w:rStyle w:val="HTMLCode"/>
+          <w:rFonts w:asciiTheme="minorHAnsi" w:hAnsiTheme="minorHAnsi" w:cstheme="minorHAnsi"/>
+          <w:sz w:val="22"/>
+          <w:szCs w:val="22"/>
+        </w:rPr>
+        <w:t>Platform Injector</w:t>
+      </w:r>
+      <w:r>
+        <w:rPr>
+          <w:rFonts w:asciiTheme="minorHAnsi" w:hAnsiTheme="minorHAnsi" w:cstheme="minorHAnsi"/>
+          <w:sz w:val="22"/>
+          <w:szCs w:val="22"/>
+        </w:rPr>
+        <w:br/>
+      </w:r>
+      <w:r>
+        <w:rPr>
+          <w:rStyle w:val="HTMLCode"/>
+          <w:rFonts w:asciiTheme="minorHAnsi" w:hAnsiTheme="minorHAnsi" w:cstheme="minorHAnsi"/>
+          <w:sz w:val="22"/>
+          <w:szCs w:val="22"/>
+        </w:rPr>
+        <w:t xml:space="preserve">        ↑</w:t>
+      </w:r>
+      <w:r>
+        <w:rPr>
+          <w:rFonts w:asciiTheme="minorHAnsi" w:hAnsiTheme="minorHAnsi" w:cstheme="minorHAnsi"/>
+          <w:sz w:val="22"/>
+          <w:szCs w:val="22"/>
+        </w:rPr>
+        <w:br/>
+      </w:r>
+      <w:r>
+        <w:rPr>
+          <w:rStyle w:val="HTMLCode"/>
+          <w:rFonts w:asciiTheme="minorHAnsi" w:hAnsiTheme="minorHAnsi" w:cstheme="minorHAnsi"/>
+          <w:sz w:val="22"/>
+          <w:szCs w:val="22"/>
+        </w:rPr>
+        <w:t>NullInjector</w:t>
+      </w:r>
+    </w:p>
+    <w:p>
+      <w:pPr>
+        <w:pStyle w:val="NormalWeb"/>
+        <w:rPr>
+          <w:rFonts w:asciiTheme="minorHAnsi" w:hAnsiTheme="minorHAnsi" w:cstheme="minorHAnsi"/>
+          <w:sz w:val="22"/>
+          <w:szCs w:val="22"/>
+        </w:rPr>
+      </w:pPr>
+      <w:r>
+        <w:rPr>
+          <w:rFonts w:asciiTheme="minorHAnsi" w:hAnsiTheme="minorHAnsi" w:cstheme="minorHAnsi"/>
+          <w:sz w:val="22"/>
+          <w:szCs w:val="22"/>
+        </w:rPr>
+        <w:t>The first match wins.</w:t>
+      </w:r>
+    </w:p>
+    <w:p>
+      <w:pPr>
+        <w:rPr>
+          <w:rFonts w:cstheme="minorHAnsi"/>
+        </w:rPr>
+      </w:pPr>
+      <w:r>
+        <w:rPr>
+          <w:rFonts w:cstheme="minorHAnsi"/>
+        </w:rPr>
+        <w:pict>
+          <v:rect id="_x0000_i1057" style="width:0;height:1.5pt" o:hralign="center" o:hrstd="t" o:hr="t" fillcolor="#a0a0a0" stroked="f"/>
+        </w:pict>
+      </w:r>
+    </w:p>
+    <w:p>
+      <w:pPr>
+        <w:pStyle w:val="Heading2"/>
+        <w:rPr>
+          <w:rFonts w:asciiTheme="minorHAnsi" w:hAnsiTheme="minorHAnsi" w:cstheme="minorHAnsi"/>
+          <w:sz w:val="22"/>
+          <w:szCs w:val="22"/>
+        </w:rPr>
+      </w:pPr>
+      <w:r>
+        <w:rPr>
+          <w:rFonts w:asciiTheme="minorHAnsi" w:hAnsiTheme="minorHAnsi" w:cstheme="minorHAnsi"/>
+          <w:sz w:val="22"/>
+          <w:szCs w:val="22"/>
+        </w:rPr>
+        <w:t>Interview Answer (2 lines)</w:t>
+      </w:r>
+    </w:p>
+    <w:p>
+      <w:pPr>
+        <w:pStyle w:val="NormalWeb"/>
+        <w:rPr>
+          <w:rFonts w:asciiTheme="minorHAnsi" w:hAnsiTheme="minorHAnsi" w:cstheme="minorHAnsi"/>
+          <w:sz w:val="22"/>
+          <w:szCs w:val="22"/>
+        </w:rPr>
+      </w:pPr>
+      <w:r>
+        <w:rPr>
+          <w:rStyle w:val="Strong"/>
+          <w:rFonts w:asciiTheme="minorHAnsi" w:hAnsiTheme="minorHAnsi" w:cstheme="minorHAnsi"/>
+          <w:sz w:val="22"/>
+          <w:szCs w:val="22"/>
+        </w:rPr>
+        <w:t>Angular forms a hierarchical injector tree consisting of Element Injectors, Module Injectors, the Root Injector, the Platform Injector, and finally the NullInjector. When resolving a dependency, Angular starts from the current Element Injector and moves upward until it finds a provider or reaches the NullInjector, which throws an error.</w:t>
+      </w:r>
+    </w:p>
+    <w:p>
+      <w:pPr>
+        <w:spacing w:before="100" w:beforeAutospacing="1" w:after="100" w:afterAutospacing="1" w:line="240" w:lineRule="auto"/>
+        <w:rPr>
+          <w:rFonts w:eastAsia="Times New Roman" w:cstheme="minorHAnsi"/>
+          <w:sz w:val="20"/>
+          <w:szCs w:val="20"/>
+          <w:lang w:eastAsia="en-IN"/>
+        </w:rPr>
+      </w:pPr>
     </w:p>
     <w:p>
       <w:pPr>
@@ -4274,6 +7437,155 @@
     </w:lvl>
   </w:abstractNum>
   <w:abstractNum w:abstractNumId="2" w15:restartNumberingAfterBreak="0">
+    <w:nsid w:val="1D65725F"/>
+    <w:multiLevelType w:val="multilevel"/>
+    <w:tmpl w:val="E63AD46E"/>
+    <w:lvl w:ilvl="0">
+      <w:start w:val="1"/>
+      <w:numFmt w:val="bullet"/>
+      <w:lvlText w:val=""/>
+      <w:lvlJc w:val="left"/>
+      <w:pPr>
+        <w:tabs>
+          <w:tab w:val="num" w:pos="720"/>
+        </w:tabs>
+        <w:ind w:left="720" w:hanging="360"/>
+      </w:pPr>
+      <w:rPr>
+        <w:rFonts w:ascii="Symbol" w:hAnsi="Symbol" w:hint="default"/>
+        <w:sz w:val="20"/>
+      </w:rPr>
+    </w:lvl>
+    <w:lvl w:ilvl="1" w:tentative="1">
+      <w:start w:val="1"/>
+      <w:numFmt w:val="bullet"/>
+      <w:lvlText w:val="o"/>
+      <w:lvlJc w:val="left"/>
+      <w:pPr>
+        <w:tabs>
+          <w:tab w:val="num" w:pos="1440"/>
+        </w:tabs>
+        <w:ind w:left="1440" w:hanging="360"/>
+      </w:pPr>
+      <w:rPr>
+        <w:rFonts w:ascii="Courier New" w:hAnsi="Courier New" w:hint="default"/>
+        <w:sz w:val="20"/>
+      </w:rPr>
+    </w:lvl>
+    <w:lvl w:ilvl="2" w:tentative="1">
+      <w:start w:val="1"/>
+      <w:numFmt w:val="bullet"/>
+      <w:lvlText w:val=""/>
+      <w:lvlJc w:val="left"/>
+      <w:pPr>
+        <w:tabs>
+          <w:tab w:val="num" w:pos="2160"/>
+        </w:tabs>
+        <w:ind w:left="2160" w:hanging="360"/>
+      </w:pPr>
+      <w:rPr>
+        <w:rFonts w:ascii="Wingdings" w:hAnsi="Wingdings" w:hint="default"/>
+        <w:sz w:val="20"/>
+      </w:rPr>
+    </w:lvl>
+    <w:lvl w:ilvl="3" w:tentative="1">
+      <w:start w:val="1"/>
+      <w:numFmt w:val="bullet"/>
+      <w:lvlText w:val=""/>
+      <w:lvlJc w:val="left"/>
+      <w:pPr>
+        <w:tabs>
+          <w:tab w:val="num" w:pos="2880"/>
+        </w:tabs>
+        <w:ind w:left="2880" w:hanging="360"/>
+      </w:pPr>
+      <w:rPr>
+        <w:rFonts w:ascii="Wingdings" w:hAnsi="Wingdings" w:hint="default"/>
+        <w:sz w:val="20"/>
+      </w:rPr>
+    </w:lvl>
+    <w:lvl w:ilvl="4" w:tentative="1">
+      <w:start w:val="1"/>
+      <w:numFmt w:val="bullet"/>
+      <w:lvlText w:val=""/>
+      <w:lvlJc w:val="left"/>
+      <w:pPr>
+        <w:tabs>
+          <w:tab w:val="num" w:pos="3600"/>
+        </w:tabs>
+        <w:ind w:left="3600" w:hanging="360"/>
+      </w:pPr>
+      <w:rPr>
+        <w:rFonts w:ascii="Wingdings" w:hAnsi="Wingdings" w:hint="default"/>
+        <w:sz w:val="20"/>
+      </w:rPr>
+    </w:lvl>
+    <w:lvl w:ilvl="5" w:tentative="1">
+      <w:start w:val="1"/>
+      <w:numFmt w:val="bullet"/>
+      <w:lvlText w:val=""/>
+      <w:lvlJc w:val="left"/>
+      <w:pPr>
+        <w:tabs>
+          <w:tab w:val="num" w:pos="4320"/>
+        </w:tabs>
+        <w:ind w:left="4320" w:hanging="360"/>
+      </w:pPr>
+      <w:rPr>
+        <w:rFonts w:ascii="Wingdings" w:hAnsi="Wingdings" w:hint="default"/>
+        <w:sz w:val="20"/>
+      </w:rPr>
+    </w:lvl>
+    <w:lvl w:ilvl="6" w:tentative="1">
+      <w:start w:val="1"/>
+      <w:numFmt w:val="bullet"/>
+      <w:lvlText w:val=""/>
+      <w:lvlJc w:val="left"/>
+      <w:pPr>
+        <w:tabs>
+          <w:tab w:val="num" w:pos="5040"/>
+        </w:tabs>
+        <w:ind w:left="5040" w:hanging="360"/>
+      </w:pPr>
+      <w:rPr>
+        <w:rFonts w:ascii="Wingdings" w:hAnsi="Wingdings" w:hint="default"/>
+        <w:sz w:val="20"/>
+      </w:rPr>
+    </w:lvl>
+    <w:lvl w:ilvl="7" w:tentative="1">
+      <w:start w:val="1"/>
+      <w:numFmt w:val="bullet"/>
+      <w:lvlText w:val=""/>
+      <w:lvlJc w:val="left"/>
+      <w:pPr>
+        <w:tabs>
+          <w:tab w:val="num" w:pos="5760"/>
+        </w:tabs>
+        <w:ind w:left="5760" w:hanging="360"/>
+      </w:pPr>
+      <w:rPr>
+        <w:rFonts w:ascii="Wingdings" w:hAnsi="Wingdings" w:hint="default"/>
+        <w:sz w:val="20"/>
+      </w:rPr>
+    </w:lvl>
+    <w:lvl w:ilvl="8" w:tentative="1">
+      <w:start w:val="1"/>
+      <w:numFmt w:val="bullet"/>
+      <w:lvlText w:val=""/>
+      <w:lvlJc w:val="left"/>
+      <w:pPr>
+        <w:tabs>
+          <w:tab w:val="num" w:pos="6480"/>
+        </w:tabs>
+        <w:ind w:left="6480" w:hanging="360"/>
+      </w:pPr>
+      <w:rPr>
+        <w:rFonts w:ascii="Wingdings" w:hAnsi="Wingdings" w:hint="default"/>
+        <w:sz w:val="20"/>
+      </w:rPr>
+    </w:lvl>
+  </w:abstractNum>
+  <w:abstractNum w:abstractNumId="3" w15:restartNumberingAfterBreak="0">
     <w:nsid w:val="1DFD37BE"/>
     <w:multiLevelType w:val="multilevel"/>
     <w:tmpl w:val="53988740"/>
@@ -4422,7 +7734,156 @@
       </w:rPr>
     </w:lvl>
   </w:abstractNum>
-  <w:abstractNum w:abstractNumId="3" w15:restartNumberingAfterBreak="0">
+  <w:abstractNum w:abstractNumId="4" w15:restartNumberingAfterBreak="0">
+    <w:nsid w:val="2B8F4E6F"/>
+    <w:multiLevelType w:val="multilevel"/>
+    <w:tmpl w:val="8764A698"/>
+    <w:lvl w:ilvl="0">
+      <w:start w:val="1"/>
+      <w:numFmt w:val="bullet"/>
+      <w:lvlText w:val=""/>
+      <w:lvlJc w:val="left"/>
+      <w:pPr>
+        <w:tabs>
+          <w:tab w:val="num" w:pos="720"/>
+        </w:tabs>
+        <w:ind w:left="720" w:hanging="360"/>
+      </w:pPr>
+      <w:rPr>
+        <w:rFonts w:ascii="Symbol" w:hAnsi="Symbol" w:hint="default"/>
+        <w:sz w:val="20"/>
+      </w:rPr>
+    </w:lvl>
+    <w:lvl w:ilvl="1" w:tentative="1">
+      <w:start w:val="1"/>
+      <w:numFmt w:val="bullet"/>
+      <w:lvlText w:val="o"/>
+      <w:lvlJc w:val="left"/>
+      <w:pPr>
+        <w:tabs>
+          <w:tab w:val="num" w:pos="1440"/>
+        </w:tabs>
+        <w:ind w:left="1440" w:hanging="360"/>
+      </w:pPr>
+      <w:rPr>
+        <w:rFonts w:ascii="Courier New" w:hAnsi="Courier New" w:hint="default"/>
+        <w:sz w:val="20"/>
+      </w:rPr>
+    </w:lvl>
+    <w:lvl w:ilvl="2" w:tentative="1">
+      <w:start w:val="1"/>
+      <w:numFmt w:val="bullet"/>
+      <w:lvlText w:val=""/>
+      <w:lvlJc w:val="left"/>
+      <w:pPr>
+        <w:tabs>
+          <w:tab w:val="num" w:pos="2160"/>
+        </w:tabs>
+        <w:ind w:left="2160" w:hanging="360"/>
+      </w:pPr>
+      <w:rPr>
+        <w:rFonts w:ascii="Wingdings" w:hAnsi="Wingdings" w:hint="default"/>
+        <w:sz w:val="20"/>
+      </w:rPr>
+    </w:lvl>
+    <w:lvl w:ilvl="3" w:tentative="1">
+      <w:start w:val="1"/>
+      <w:numFmt w:val="bullet"/>
+      <w:lvlText w:val=""/>
+      <w:lvlJc w:val="left"/>
+      <w:pPr>
+        <w:tabs>
+          <w:tab w:val="num" w:pos="2880"/>
+        </w:tabs>
+        <w:ind w:left="2880" w:hanging="360"/>
+      </w:pPr>
+      <w:rPr>
+        <w:rFonts w:ascii="Wingdings" w:hAnsi="Wingdings" w:hint="default"/>
+        <w:sz w:val="20"/>
+      </w:rPr>
+    </w:lvl>
+    <w:lvl w:ilvl="4" w:tentative="1">
+      <w:start w:val="1"/>
+      <w:numFmt w:val="bullet"/>
+      <w:lvlText w:val=""/>
+      <w:lvlJc w:val="left"/>
+      <w:pPr>
+        <w:tabs>
+          <w:tab w:val="num" w:pos="3600"/>
+        </w:tabs>
+        <w:ind w:left="3600" w:hanging="360"/>
+      </w:pPr>
+      <w:rPr>
+        <w:rFonts w:ascii="Wingdings" w:hAnsi="Wingdings" w:hint="default"/>
+        <w:sz w:val="20"/>
+      </w:rPr>
+    </w:lvl>
+    <w:lvl w:ilvl="5" w:tentative="1">
+      <w:start w:val="1"/>
+      <w:numFmt w:val="bullet"/>
+      <w:lvlText w:val=""/>
+      <w:lvlJc w:val="left"/>
+      <w:pPr>
+        <w:tabs>
+          <w:tab w:val="num" w:pos="4320"/>
+        </w:tabs>
+        <w:ind w:left="4320" w:hanging="360"/>
+      </w:pPr>
+      <w:rPr>
+        <w:rFonts w:ascii="Wingdings" w:hAnsi="Wingdings" w:hint="default"/>
+        <w:sz w:val="20"/>
+      </w:rPr>
+    </w:lvl>
+    <w:lvl w:ilvl="6" w:tentative="1">
+      <w:start w:val="1"/>
+      <w:numFmt w:val="bullet"/>
+      <w:lvlText w:val=""/>
+      <w:lvlJc w:val="left"/>
+      <w:pPr>
+        <w:tabs>
+          <w:tab w:val="num" w:pos="5040"/>
+        </w:tabs>
+        <w:ind w:left="5040" w:hanging="360"/>
+      </w:pPr>
+      <w:rPr>
+        <w:rFonts w:ascii="Wingdings" w:hAnsi="Wingdings" w:hint="default"/>
+        <w:sz w:val="20"/>
+      </w:rPr>
+    </w:lvl>
+    <w:lvl w:ilvl="7" w:tentative="1">
+      <w:start w:val="1"/>
+      <w:numFmt w:val="bullet"/>
+      <w:lvlText w:val=""/>
+      <w:lvlJc w:val="left"/>
+      <w:pPr>
+        <w:tabs>
+          <w:tab w:val="num" w:pos="5760"/>
+        </w:tabs>
+        <w:ind w:left="5760" w:hanging="360"/>
+      </w:pPr>
+      <w:rPr>
+        <w:rFonts w:ascii="Wingdings" w:hAnsi="Wingdings" w:hint="default"/>
+        <w:sz w:val="20"/>
+      </w:rPr>
+    </w:lvl>
+    <w:lvl w:ilvl="8" w:tentative="1">
+      <w:start w:val="1"/>
+      <w:numFmt w:val="bullet"/>
+      <w:lvlText w:val=""/>
+      <w:lvlJc w:val="left"/>
+      <w:pPr>
+        <w:tabs>
+          <w:tab w:val="num" w:pos="6480"/>
+        </w:tabs>
+        <w:ind w:left="6480" w:hanging="360"/>
+      </w:pPr>
+      <w:rPr>
+        <w:rFonts w:ascii="Wingdings" w:hAnsi="Wingdings" w:hint="default"/>
+        <w:sz w:val="20"/>
+      </w:rPr>
+    </w:lvl>
+  </w:abstractNum>
+  <w:abstractNum w:abstractNumId="5" w15:restartNumberingAfterBreak="0">
     <w:nsid w:val="306E1F85"/>
     <w:multiLevelType w:val="multilevel"/>
     <w:tmpl w:val="DAFA29F4"/>
@@ -4571,7 +8032,7 @@
       </w:rPr>
     </w:lvl>
   </w:abstractNum>
-  <w:abstractNum w:abstractNumId="4" w15:restartNumberingAfterBreak="0">
+  <w:abstractNum w:abstractNumId="6" w15:restartNumberingAfterBreak="0">
     <w:nsid w:val="5C0D23E6"/>
     <w:multiLevelType w:val="multilevel"/>
     <w:tmpl w:val="CADC015E"/>
@@ -4720,7 +8181,7 @@
       </w:rPr>
     </w:lvl>
   </w:abstractNum>
-  <w:abstractNum w:abstractNumId="5" w15:restartNumberingAfterBreak="0">
+  <w:abstractNum w:abstractNumId="7" w15:restartNumberingAfterBreak="0">
     <w:nsid w:val="6C5552F8"/>
     <w:multiLevelType w:val="multilevel"/>
     <w:tmpl w:val="824ACA38"/>
@@ -4869,7 +8330,7 @@
       </w:rPr>
     </w:lvl>
   </w:abstractNum>
-  <w:abstractNum w:abstractNumId="6" w15:restartNumberingAfterBreak="0">
+  <w:abstractNum w:abstractNumId="8" w15:restartNumberingAfterBreak="0">
     <w:nsid w:val="6E7434CF"/>
     <w:multiLevelType w:val="multilevel"/>
     <w:tmpl w:val="55921738"/>
@@ -5018,7 +8479,7 @@
       </w:rPr>
     </w:lvl>
   </w:abstractNum>
-  <w:abstractNum w:abstractNumId="7" w15:restartNumberingAfterBreak="0">
+  <w:abstractNum w:abstractNumId="9" w15:restartNumberingAfterBreak="0">
     <w:nsid w:val="70511C4C"/>
     <w:multiLevelType w:val="multilevel"/>
     <w:tmpl w:val="7736EC78"/>
@@ -5167,7 +8628,7 @@
       </w:rPr>
     </w:lvl>
   </w:abstractNum>
-  <w:abstractNum w:abstractNumId="8" w15:restartNumberingAfterBreak="0">
+  <w:abstractNum w:abstractNumId="10" w15:restartNumberingAfterBreak="0">
     <w:nsid w:val="70D441D8"/>
     <w:multiLevelType w:val="multilevel"/>
     <w:tmpl w:val="790EB114"/>
@@ -5316,7 +8777,156 @@
       </w:rPr>
     </w:lvl>
   </w:abstractNum>
-  <w:abstractNum w:abstractNumId="9" w15:restartNumberingAfterBreak="0">
+  <w:abstractNum w:abstractNumId="11" w15:restartNumberingAfterBreak="0">
+    <w:nsid w:val="730B363C"/>
+    <w:multiLevelType w:val="multilevel"/>
+    <w:tmpl w:val="C71857D0"/>
+    <w:lvl w:ilvl="0">
+      <w:start w:val="1"/>
+      <w:numFmt w:val="bullet"/>
+      <w:lvlText w:val=""/>
+      <w:lvlJc w:val="left"/>
+      <w:pPr>
+        <w:tabs>
+          <w:tab w:val="num" w:pos="720"/>
+        </w:tabs>
+        <w:ind w:left="720" w:hanging="360"/>
+      </w:pPr>
+      <w:rPr>
+        <w:rFonts w:ascii="Symbol" w:hAnsi="Symbol" w:hint="default"/>
+        <w:sz w:val="20"/>
+      </w:rPr>
+    </w:lvl>
+    <w:lvl w:ilvl="1" w:tentative="1">
+      <w:start w:val="1"/>
+      <w:numFmt w:val="bullet"/>
+      <w:lvlText w:val="o"/>
+      <w:lvlJc w:val="left"/>
+      <w:pPr>
+        <w:tabs>
+          <w:tab w:val="num" w:pos="1440"/>
+        </w:tabs>
+        <w:ind w:left="1440" w:hanging="360"/>
+      </w:pPr>
+      <w:rPr>
+        <w:rFonts w:ascii="Courier New" w:hAnsi="Courier New" w:hint="default"/>
+        <w:sz w:val="20"/>
+      </w:rPr>
+    </w:lvl>
+    <w:lvl w:ilvl="2" w:tentative="1">
+      <w:start w:val="1"/>
+      <w:numFmt w:val="bullet"/>
+      <w:lvlText w:val=""/>
+      <w:lvlJc w:val="left"/>
+      <w:pPr>
+        <w:tabs>
+          <w:tab w:val="num" w:pos="2160"/>
+        </w:tabs>
+        <w:ind w:left="2160" w:hanging="360"/>
+      </w:pPr>
+      <w:rPr>
+        <w:rFonts w:ascii="Wingdings" w:hAnsi="Wingdings" w:hint="default"/>
+        <w:sz w:val="20"/>
+      </w:rPr>
+    </w:lvl>
+    <w:lvl w:ilvl="3" w:tentative="1">
+      <w:start w:val="1"/>
+      <w:numFmt w:val="bullet"/>
+      <w:lvlText w:val=""/>
+      <w:lvlJc w:val="left"/>
+      <w:pPr>
+        <w:tabs>
+          <w:tab w:val="num" w:pos="2880"/>
+        </w:tabs>
+        <w:ind w:left="2880" w:hanging="360"/>
+      </w:pPr>
+      <w:rPr>
+        <w:rFonts w:ascii="Wingdings" w:hAnsi="Wingdings" w:hint="default"/>
+        <w:sz w:val="20"/>
+      </w:rPr>
+    </w:lvl>
+    <w:lvl w:ilvl="4" w:tentative="1">
+      <w:start w:val="1"/>
+      <w:numFmt w:val="bullet"/>
+      <w:lvlText w:val=""/>
+      <w:lvlJc w:val="left"/>
+      <w:pPr>
+        <w:tabs>
+          <w:tab w:val="num" w:pos="3600"/>
+        </w:tabs>
+        <w:ind w:left="3600" w:hanging="360"/>
+      </w:pPr>
+      <w:rPr>
+        <w:rFonts w:ascii="Wingdings" w:hAnsi="Wingdings" w:hint="default"/>
+        <w:sz w:val="20"/>
+      </w:rPr>
+    </w:lvl>
+    <w:lvl w:ilvl="5" w:tentative="1">
+      <w:start w:val="1"/>
+      <w:numFmt w:val="bullet"/>
+      <w:lvlText w:val=""/>
+      <w:lvlJc w:val="left"/>
+      <w:pPr>
+        <w:tabs>
+          <w:tab w:val="num" w:pos="4320"/>
+        </w:tabs>
+        <w:ind w:left="4320" w:hanging="360"/>
+      </w:pPr>
+      <w:rPr>
+        <w:rFonts w:ascii="Wingdings" w:hAnsi="Wingdings" w:hint="default"/>
+        <w:sz w:val="20"/>
+      </w:rPr>
+    </w:lvl>
+    <w:lvl w:ilvl="6" w:tentative="1">
+      <w:start w:val="1"/>
+      <w:numFmt w:val="bullet"/>
+      <w:lvlText w:val=""/>
+      <w:lvlJc w:val="left"/>
+      <w:pPr>
+        <w:tabs>
+          <w:tab w:val="num" w:pos="5040"/>
+        </w:tabs>
+        <w:ind w:left="5040" w:hanging="360"/>
+      </w:pPr>
+      <w:rPr>
+        <w:rFonts w:ascii="Wingdings" w:hAnsi="Wingdings" w:hint="default"/>
+        <w:sz w:val="20"/>
+      </w:rPr>
+    </w:lvl>
+    <w:lvl w:ilvl="7" w:tentative="1">
+      <w:start w:val="1"/>
+      <w:numFmt w:val="bullet"/>
+      <w:lvlText w:val=""/>
+      <w:lvlJc w:val="left"/>
+      <w:pPr>
+        <w:tabs>
+          <w:tab w:val="num" w:pos="5760"/>
+        </w:tabs>
+        <w:ind w:left="5760" w:hanging="360"/>
+      </w:pPr>
+      <w:rPr>
+        <w:rFonts w:ascii="Wingdings" w:hAnsi="Wingdings" w:hint="default"/>
+        <w:sz w:val="20"/>
+      </w:rPr>
+    </w:lvl>
+    <w:lvl w:ilvl="8" w:tentative="1">
+      <w:start w:val="1"/>
+      <w:numFmt w:val="bullet"/>
+      <w:lvlText w:val=""/>
+      <w:lvlJc w:val="left"/>
+      <w:pPr>
+        <w:tabs>
+          <w:tab w:val="num" w:pos="6480"/>
+        </w:tabs>
+        <w:ind w:left="6480" w:hanging="360"/>
+      </w:pPr>
+      <w:rPr>
+        <w:rFonts w:ascii="Wingdings" w:hAnsi="Wingdings" w:hint="default"/>
+        <w:sz w:val="20"/>
+      </w:rPr>
+    </w:lvl>
+  </w:abstractNum>
+  <w:abstractNum w:abstractNumId="12" w15:restartNumberingAfterBreak="0">
     <w:nsid w:val="74BE71D0"/>
     <w:multiLevelType w:val="multilevel"/>
     <w:tmpl w:val="F3EE7A1E"/>
@@ -5466,16 +9076,16 @@
     </w:lvl>
   </w:abstractNum>
   <w:num w:numId="1">
-    <w:abstractNumId w:val="2"/>
+    <w:abstractNumId w:val="3"/>
   </w:num>
   <w:num w:numId="2">
-    <w:abstractNumId w:val="9"/>
+    <w:abstractNumId w:val="12"/>
   </w:num>
   <w:num w:numId="3">
-    <w:abstractNumId w:val="4"/>
+    <w:abstractNumId w:val="6"/>
   </w:num>
   <w:num w:numId="4">
-    <w:abstractNumId w:val="6"/>
+    <w:abstractNumId w:val="8"/>
   </w:num>
   <w:num w:numId="5">
     <w:abstractNumId w:val="1"/>
@@ -5484,16 +9094,25 @@
     <w:abstractNumId w:val="0"/>
   </w:num>
   <w:num w:numId="7">
-    <w:abstractNumId w:val="8"/>
+    <w:abstractNumId w:val="10"/>
   </w:num>
   <w:num w:numId="8">
+    <w:abstractNumId w:val="9"/>
+  </w:num>
+  <w:num w:numId="9">
+    <w:abstractNumId w:val="5"/>
+  </w:num>
+  <w:num w:numId="10">
     <w:abstractNumId w:val="7"/>
   </w:num>
-  <w:num w:numId="9">
-    <w:abstractNumId w:val="3"/>
+  <w:num w:numId="11">
+    <w:abstractNumId w:val="2"/>
   </w:num>
-  <w:num w:numId="10">
-    <w:abstractNumId w:val="5"/>
+  <w:num w:numId="12">
+    <w:abstractNumId w:val="11"/>
+  </w:num>
+  <w:num w:numId="13">
+    <w:abstractNumId w:val="4"/>
   </w:num>
 </w:numbering>
 </file>
@@ -5933,6 +9552,29 @@
       <w:lang w:eastAsia="en-IN"/>
     </w:rPr>
   </w:style>
+  <w:style w:type="paragraph" w:styleId="Heading3">
+    <w:name w:val="heading 3"/>
+    <w:basedOn w:val="Normal"/>
+    <w:next w:val="Normal"/>
+    <w:link w:val="Heading3Char"/>
+    <w:uiPriority w:val="9"/>
+    <w:semiHidden/>
+    <w:unhideWhenUsed/>
+    <w:qFormat/>
+    <w:rsid w:val="001051B6"/>
+    <w:pPr>
+      <w:keepNext/>
+      <w:keepLines/>
+      <w:spacing w:before="40" w:after="0"/>
+      <w:outlineLvl w:val="2"/>
+    </w:pPr>
+    <w:rPr>
+      <w:rFonts w:asciiTheme="majorHAnsi" w:eastAsiaTheme="majorEastAsia" w:hAnsiTheme="majorHAnsi" w:cstheme="majorBidi"/>
+      <w:color w:val="1F4D78" w:themeColor="accent1" w:themeShade="7F"/>
+      <w:sz w:val="24"/>
+      <w:szCs w:val="24"/>
+    </w:rPr>
+  </w:style>
   <w:style w:type="character" w:default="1" w:styleId="DefaultParagraphFont">
     <w:name w:val="Default Paragraph Font"/>
     <w:uiPriority w:val="1"/>
@@ -6162,6 +9804,25 @@
     <w:name w:val="ͼl"/>
     <w:basedOn w:val="DefaultParagraphFont"/>
     <w:rsid w:val="004315F8"/>
+  </w:style>
+  <w:style w:type="character" w:customStyle="1" w:styleId="Heading3Char">
+    <w:name w:val="Heading 3 Char"/>
+    <w:basedOn w:val="DefaultParagraphFont"/>
+    <w:link w:val="Heading3"/>
+    <w:uiPriority w:val="9"/>
+    <w:semiHidden/>
+    <w:rsid w:val="001051B6"/>
+    <w:rPr>
+      <w:rFonts w:asciiTheme="majorHAnsi" w:eastAsiaTheme="majorEastAsia" w:hAnsiTheme="majorHAnsi" w:cstheme="majorBidi"/>
+      <w:color w:val="1F4D78" w:themeColor="accent1" w:themeShade="7F"/>
+      <w:sz w:val="24"/>
+      <w:szCs w:val="24"/>
+    </w:rPr>
+  </w:style>
+  <w:style w:type="character" w:customStyle="1" w:styleId="o">
+    <w:name w:val="ͼo"/>
+    <w:basedOn w:val="DefaultParagraphFont"/>
+    <w:rsid w:val="001051B6"/>
   </w:style>
 </w:styles>
 </file>
